--- a/docs/Project_Synopsis.docx
+++ b/docs/Project_Synopsis.docx
@@ -4,6 +4,7 @@
   <w:body>
     <w:p>
       <w:pPr>
+        <w:spacing w:after="40"/>
         <w:jc w:val="center"/>
       </w:pPr>
       <w:r>
@@ -12,7 +13,7 @@
           <w:b/>
           <w:i w:val="0"/>
           <w:color w:val="000000"/>
-          <w:sz w:val="32"/>
+          <w:sz w:val="30"/>
         </w:rPr>
         <w:t>A</w:t>
         <w:br/>
@@ -23,7 +24,7 @@
           <w:b/>
           <w:i w:val="0"/>
           <w:color w:val="000000"/>
-          <w:sz w:val="36"/>
+          <w:sz w:val="34"/>
         </w:rPr>
         <w:t>Project</w:t>
         <w:br/>
@@ -38,7 +39,7 @@
           <w:b/>
           <w:i w:val="0"/>
           <w:color w:val="0A285F"/>
-          <w:sz w:val="32"/>
+          <w:sz w:val="30"/>
         </w:rPr>
         <w:t>MULTI-THREADED CLIENT-SERVER CHAT APPLICATION USING JAVA SOCKETS, SWING, AND MYSQL</w:t>
         <w:br/>
@@ -50,7 +51,7 @@
           <w:b w:val="0"/>
           <w:i/>
           <w:color w:val="000000"/>
-          <w:sz w:val="24"/>
+          <w:sz w:val="23"/>
         </w:rPr>
         <w:t>Submitted in partial fulfillment for the award of degree of</w:t>
         <w:br/>
@@ -61,7 +62,7 @@
           <w:b/>
           <w:i w:val="0"/>
           <w:color w:val="000000"/>
-          <w:sz w:val="28"/>
+          <w:sz w:val="27"/>
         </w:rPr>
         <w:t>Bachelor of Technology</w:t>
         <w:br/>
@@ -72,7 +73,7 @@
           <w:b w:val="0"/>
           <w:i/>
           <w:color w:val="000000"/>
-          <w:sz w:val="24"/>
+          <w:sz w:val="23"/>
         </w:rPr>
         <w:t>Degree Of</w:t>
         <w:br/>
@@ -83,7 +84,7 @@
           <w:b/>
           <w:i w:val="0"/>
           <w:color w:val="000000"/>
-          <w:sz w:val="28"/>
+          <w:sz w:val="27"/>
         </w:rPr>
         <w:t>Rajasthan Technical University, KOTA</w:t>
         <w:br/>
@@ -95,7 +96,7 @@
           <w:b/>
           <w:i w:val="0"/>
           <w:color w:val="0A285F"/>
-          <w:sz w:val="28"/>
+          <w:sz w:val="27"/>
         </w:rPr>
         <w:t>JAIPUR ENGINEERING COLLEGE AND RESEARCH CENTRE</w:t>
         <w:br/>
@@ -106,7 +107,7 @@
           <w:b/>
           <w:i w:val="0"/>
           <w:color w:val="000000"/>
-          <w:sz w:val="26"/>
+          <w:sz w:val="25"/>
         </w:rPr>
         <w:t>2026-2027</w:t>
         <w:br/>
@@ -121,13 +122,13 @@
         <w:tblLook w:firstColumn="1" w:firstRow="1" w:lastColumn="0" w:lastRow="0" w:noHBand="0" w:noVBand="1" w:val="04A0"/>
       </w:tblPr>
       <w:tblGrid>
-        <w:gridCol w:w="4680"/>
-        <w:gridCol w:w="4680"/>
+        <w:gridCol w:w="4824"/>
+        <w:gridCol w:w="4824"/>
       </w:tblGrid>
       <w:tr>
         <w:tc>
           <w:tcPr>
-            <w:tcW w:type="dxa" w:w="4608"/>
+            <w:tcW w:type="dxa" w:w="4752"/>
           </w:tcPr>
           <w:p>
             <w:pPr>
@@ -139,7 +140,7 @@
                 <w:b/>
                 <w:i w:val="0"/>
                 <w:color w:val="000000"/>
-                <w:sz w:val="24"/>
+                <w:sz w:val="23"/>
               </w:rPr>
               <w:t>Submitted By:</w:t>
               <w:br/>
@@ -152,17 +153,19 @@
                 <w:color w:val="000000"/>
                 <w:sz w:val="22"/>
               </w:rPr>
-              <w:t>Anand Gaur (Roll No: &lt;Roll No.&gt;)</w:t>
+              <w:t>Abhinav Batra (24EJCCA009)</w:t>
               <w:br/>
-              <w:t>Sunanda (Roll No: &lt;Roll No.&gt;)</w:t>
+              <w:t>Amit Kumar (24EJCCA027)</w:t>
               <w:br/>
-              <w:t>&lt;Team Member 3&gt; (Roll No: &lt;Roll No.&gt;)</w:t>
+              <w:t>Anand Gaur (24EJCCA030)</w:t>
+              <w:br/>
+              <w:t>Abhishek Sihag (24EJCCA012)</w:t>
             </w:r>
           </w:p>
         </w:tc>
         <w:tc>
           <w:tcPr>
-            <w:tcW w:type="dxa" w:w="4608"/>
+            <w:tcW w:type="dxa" w:w="4464"/>
           </w:tcPr>
           <w:p>
             <w:pPr>
@@ -174,9 +177,9 @@
                 <w:b/>
                 <w:i w:val="0"/>
                 <w:color w:val="000000"/>
-                <w:sz w:val="24"/>
+                <w:sz w:val="23"/>
               </w:rPr>
-              <w:t>ITS Coordinator (CC)</w:t>
+              <w:t>ITS Coordinator (CC):</w:t>
               <w:br/>
             </w:r>
             <w:r>
@@ -187,9 +190,9 @@
                 <w:color w:val="000000"/>
                 <w:sz w:val="22"/>
               </w:rPr>
-              <w:t>&lt;Faculty Name&gt;</w:t>
+              <w:t>Ms. Mona Nagar</w:t>
               <w:br/>
-              <w:t>&lt;Designation&gt;</w:t>
+              <w:t>Assistant Professor</w:t>
               <w:br/>
               <w:t>Dept. of CSE (AI)</w:t>
             </w:r>
@@ -208,7 +211,7 @@
           <w:b/>
           <w:i w:val="0"/>
           <w:color w:val="0A285F"/>
-          <w:sz w:val="24"/>
+          <w:sz w:val="23"/>
         </w:rPr>
         <w:t>DEPARTMENT OF</w:t>
         <w:br/>
@@ -221,7 +224,7 @@
           <w:b/>
           <w:i w:val="0"/>
           <w:color w:val="000000"/>
-          <w:sz w:val="24"/>
+          <w:sz w:val="23"/>
         </w:rPr>
         <w:t>JAIPUR ENGINEERING COLLEGE AND RESEARCH CENTRE</w:t>
         <w:br/>
@@ -232,7 +235,7 @@
           <w:b w:val="0"/>
           <w:i/>
           <w:color w:val="000000"/>
-          <w:sz w:val="20"/>
+          <w:sz w:val="19"/>
         </w:rPr>
         <w:t>Shri Ram ki Nangal, via Sitapura RIICO, Tonk Road, Sukhpuria, Bambala, Jaipur, Rajasthan</w:t>
       </w:r>
@@ -271,10 +274,10 @@
           <w:color w:val="000000"/>
           <w:sz w:val="24"/>
         </w:rPr>
-        <w:t>In modern distributed computing and collaborative environments, real-time peer-to-peer and group communication platforms form the backbone of productivity and information sharing. This project, titled 'Multi-Threaded Client-Server Chat Application', presents a robust, full-duplex communication system engineered in Core Java (JDK 25) leveraging standard TCP networking (java.net.Socket and java.net.ServerSocket), concurrency utilities (java.util.concurrent.ExecutorService), graphical user interface design (Java Swing), and relational persistence through JDBC and MySQL 8.0.</w:t>
+        <w:t>In modern distributed computing and collaborative environments, real-time peer-to-peer and group communication platforms form the backbone of organizational productivity. This project, titled 'Multi-Threaded Client-Server Chat Application', presents a robust, full-duplex communication system engineered in Core Java (JDK 25) leveraging standard TCP networking (java.net.Socket and java.net.ServerSocket), high-throughput concurrency utilities (java.util.concurrent.ExecutorService), graphical user interface design (Java Swing), and relational persistence through JDBC and MySQL 8.0.</w:t>
         <w:br/>
         <w:br/>
-        <w:t>The architecture incorporates a centralized multi-threaded server capable of handling multiple client connections simultaneously without performance degradation or thread exhaustion through an elastic cached thread pool. The client interface offers a modern, intuitive graphical interface built with Java Swing, featuring an authentication screen, a real-time active contact roster with visual online/offline indicators, and a multi-mode messaging pane that seamlessly toggles between global broadcast communication and private peer-to-peer dialogues. Security is enforced through SHA-256 cryptographic password hashing, while comprehensive chat histories and user registrations are persisted into an ACID-compliant MySQL database. All network socket I/O is decoupled from the Swing Event Dispatch Thread (EDT), guaranteeing fluid, zero-latency user interactions. This project comprehensively demonstrates practical applications of socket programming, multithreading synchronization, relational database integration, and UI event-driven design.</w:t>
+        <w:t>The architecture incorporates a centralized multi-threaded server capable of handling multiple client connections simultaneously without performance degradation or thread exhaustion through an elastic cached thread pool. The client application offers a modern, responsive graphical interface built with Java Swing, featuring an authentication screen, a real-time active contact roster with visual online indicators, and a multi-mode messaging pane that seamlessly toggles between global broadcast communication and private peer-to-peer dialogues. Security is enforced through SHA-256 cryptographic password hashing, while comprehensive chat histories and user registrations are persisted into an ACID-compliant MySQL database. All network socket I/O is decoupled from the Swing Event Dispatch Thread (EDT), guaranteeing fluid, zero-latency user interactions. This project comprehensively demonstrates practical applications of socket programming, multithreading synchronization, relational database integration, and UI event-driven design.</w:t>
       </w:r>
     </w:p>
     <w:p>
@@ -321,7 +324,7 @@
           <w:color w:val="000000"/>
           <w:sz w:val="23"/>
         </w:rPr>
-        <w:t>Traditional desktop communications often suffer from rigid, single-threaded architectures that lock up the user interface during active network operations, lack secure authentication, and lose historical conversation context upon disconnection. Furthermore, many educational networking systems fail to bridge the gap between low-level socket primitives and high-level relational data persistence. There is a need for a modular, responsive, and persistent multi-threaded client-server messaging application built using pure core Java standards.</w:t>
+        <w:t>Traditional desktop messaging applications frequently suffer from rigid, single-threaded architectures that lock up the user interface during active network operations, lack secure authentication, and lose historical conversation context upon disconnection. Furthermore, many educational networking systems fail to bridge the gap between low-level socket primitives and high-level relational data persistence. There is a need for a modular, responsive, and persistent multi-threaded client-server messaging application built using pure core Java standards.</w:t>
       </w:r>
     </w:p>
     <w:p>
@@ -512,7 +515,7 @@
           <w:color w:val="000000"/>
           <w:sz w:val="23"/>
         </w:rPr>
-        <w:t>The development of the Multi-Threaded Client-Server Chat Application successfully demonstrates the power and flexibility of Core Java for distributed enterprise solutions. By implementing an ExecutorService-backed thread pool, the server seamlessly manages simultaneous client sockets without incurring the hazardous overhead of unmanaged thread creation. The integration of JDBC with PreparedStatement ensures parameterized, injection-free database transactions, while SHA-256 hashing secures sensitive credentials. The Swing client maintains high responsiveness through disciplined Event Dispatch Thread (EDT) concurrency separation. Overall, the project fulfills all academic and functional requirements of a high-performance chat system.</w:t>
+        <w:t>The development of the Multi-Threaded Client-Server Chat Application successfully demonstrates the capabilities of Core Java for distributed systems. By implementing an ExecutorService-backed thread pool, the server seamlessly manages simultaneous client sockets without incurring the hazardous overhead of unmanaged thread creation. The integration of JDBC with PreparedStatement ensures parameterized, injection-free database transactions, while SHA-256 hashing secures sensitive credentials. The Swing client maintains high responsiveness through disciplined Event Dispatch Thread (EDT) concurrency separation. Overall, the project fulfills all academic and functional requirements of a robust chat system.</w:t>
       </w:r>
     </w:p>
     <w:p>
@@ -717,7 +720,7 @@
     </w:p>
     <w:sectPr>
       <w:pgSz w:w="12240" w:h="15840"/>
-      <w:pgMar w:top="1440" w:right="1440" w:bottom="1440" w:left="1440" w:header="720" w:footer="720" w:gutter="0"/>
+      <w:pgMar w:top="1296" w:right="1296" w:bottom="1296" w:left="1296" w:header="720" w:footer="720" w:gutter="0"/>
       <w:cols w:space="720"/>
       <w:docGrid w:linePitch="360"/>
     </w:sectPr>

--- a/docs/Project_Synopsis.docx
+++ b/docs/Project_Synopsis.docx
@@ -4,113 +4,35 @@
   <w:body>
     <w:p>
       <w:pPr>
-        <w:spacing w:after="40"/>
         <w:jc w:val="center"/>
       </w:pPr>
       <w:r>
         <w:rPr>
-          <w:rFonts w:ascii="Times New Roman" w:hAnsi="Times New Roman"/>
+          <w:rFonts w:ascii="Segoe UI" w:hAnsi="Segoe UI"/>
           <w:b/>
-          <w:i w:val="0"/>
-          <w:color w:val="000000"/>
-          <w:sz w:val="30"/>
+          <w:color w:val="1E3A8A"/>
+          <w:sz w:val="40"/>
         </w:rPr>
-        <w:t>A</w:t>
+        <w:t>PROJECT SYNOPSIS</w:t>
         <w:br/>
       </w:r>
       <w:r>
         <w:rPr>
-          <w:rFonts w:ascii="Times New Roman" w:hAnsi="Times New Roman"/>
+          <w:rFonts w:ascii="Segoe UI" w:hAnsi="Segoe UI"/>
           <w:b/>
-          <w:i w:val="0"/>
-          <w:color w:val="000000"/>
-          <w:sz w:val="34"/>
+          <w:color w:val="475569"/>
+          <w:sz w:val="26"/>
         </w:rPr>
-        <w:t>Project</w:t>
-        <w:br/>
-        <w:t>SYNOPSIS</w:t>
-        <w:br/>
-        <w:t>Of</w:t>
+        <w:t>JECRC StaffNet: Campus Intranet Faculty Information &amp; Official Circular Distribution System</w:t>
         <w:br/>
       </w:r>
       <w:r>
         <w:rPr>
-          <w:rFonts w:ascii="Times New Roman" w:hAnsi="Times New Roman"/>
-          <w:b/>
-          <w:i w:val="0"/>
-          <w:color w:val="0A285F"/>
-          <w:sz w:val="30"/>
+          <w:rFonts w:ascii="Segoe UI" w:hAnsi="Segoe UI"/>
+          <w:color w:val="64748B"/>
+          <w:sz w:val="20"/>
         </w:rPr>
-        <w:t>MULTI-THREADED CLIENT-SERVER CHAT APPLICATION USING JAVA SOCKETS, SWING, AND MYSQL</w:t>
-        <w:br/>
-        <w:br/>
-      </w:r>
-      <w:r>
-        <w:rPr>
-          <w:rFonts w:ascii="Times New Roman" w:hAnsi="Times New Roman"/>
-          <w:b w:val="0"/>
-          <w:i/>
-          <w:color w:val="000000"/>
-          <w:sz w:val="23"/>
-        </w:rPr>
-        <w:t>Submitted in partial fulfillment for the award of degree of</w:t>
-        <w:br/>
-      </w:r>
-      <w:r>
-        <w:rPr>
-          <w:rFonts w:ascii="Times New Roman" w:hAnsi="Times New Roman"/>
-          <w:b/>
-          <w:i w:val="0"/>
-          <w:color w:val="000000"/>
-          <w:sz w:val="27"/>
-        </w:rPr>
-        <w:t>Bachelor of Technology</w:t>
-        <w:br/>
-      </w:r>
-      <w:r>
-        <w:rPr>
-          <w:rFonts w:ascii="Times New Roman" w:hAnsi="Times New Roman"/>
-          <w:b w:val="0"/>
-          <w:i/>
-          <w:color w:val="000000"/>
-          <w:sz w:val="23"/>
-        </w:rPr>
-        <w:t>Degree Of</w:t>
-        <w:br/>
-      </w:r>
-      <w:r>
-        <w:rPr>
-          <w:rFonts w:ascii="Times New Roman" w:hAnsi="Times New Roman"/>
-          <w:b/>
-          <w:i w:val="0"/>
-          <w:color w:val="000000"/>
-          <w:sz w:val="27"/>
-        </w:rPr>
-        <w:t>Rajasthan Technical University, KOTA</w:t>
-        <w:br/>
-        <w:br/>
-      </w:r>
-      <w:r>
-        <w:rPr>
-          <w:rFonts w:ascii="Times New Roman" w:hAnsi="Times New Roman"/>
-          <w:b/>
-          <w:i w:val="0"/>
-          <w:color w:val="0A285F"/>
-          <w:sz w:val="27"/>
-        </w:rPr>
-        <w:t>JAIPUR ENGINEERING COLLEGE AND RESEARCH CENTRE</w:t>
-        <w:br/>
-      </w:r>
-      <w:r>
-        <w:rPr>
-          <w:rFonts w:ascii="Times New Roman" w:hAnsi="Times New Roman"/>
-          <w:b/>
-          <w:i w:val="0"/>
-          <w:color w:val="000000"/>
-          <w:sz w:val="25"/>
-        </w:rPr>
-        <w:t>2026-2027</w:t>
-        <w:br/>
+        <w:t>Advanced Java Lab (B.Tech 3rd Year CSE-AI • Academic Session 2026-27)</w:t>
         <w:br/>
       </w:r>
     </w:p>
@@ -118,83 +40,269 @@
       <w:tblPr>
         <w:tblW w:type="auto" w:w="0"/>
         <w:jc w:val="center"/>
-        <w:tblLayout w:type="fixed"/>
         <w:tblLook w:firstColumn="1" w:firstRow="1" w:lastColumn="0" w:lastRow="0" w:noHBand="0" w:noVBand="1" w:val="04A0"/>
       </w:tblPr>
       <w:tblGrid>
-        <w:gridCol w:w="4824"/>
-        <w:gridCol w:w="4824"/>
+        <w:gridCol w:w="3216"/>
+        <w:gridCol w:w="3216"/>
+        <w:gridCol w:w="3216"/>
       </w:tblGrid>
       <w:tr>
         <w:tc>
           <w:tcPr>
-            <w:tcW w:type="dxa" w:w="4752"/>
+            <w:tcW w:type="dxa" w:w="3216"/>
+            <w:shd w:fill="1E3A8A"/>
           </w:tcPr>
           <w:p>
-            <w:pPr>
-              <w:jc w:val="left"/>
-            </w:pPr>
             <w:r>
               <w:rPr>
-                <w:rFonts w:ascii="Times New Roman" w:hAnsi="Times New Roman"/>
+                <w:rFonts w:ascii="Segoe UI" w:hAnsi="Segoe UI"/>
                 <w:b/>
-                <w:i w:val="0"/>
-                <w:color w:val="000000"/>
-                <w:sz w:val="23"/>
+                <w:color w:val="FFFFFF"/>
               </w:rPr>
-              <w:t>Submitted By:</w:t>
-              <w:br/>
-            </w:r>
-            <w:r>
-              <w:rPr>
-                <w:rFonts w:ascii="Times New Roman" w:hAnsi="Times New Roman"/>
-                <w:b w:val="0"/>
-                <w:i w:val="0"/>
-                <w:color w:val="000000"/>
-                <w:sz w:val="22"/>
-              </w:rPr>
-              <w:t>Abhinav Batra (24EJCCA009)</w:t>
-              <w:br/>
-              <w:t>Amit Kumar (24EJCCA027)</w:t>
-              <w:br/>
-              <w:t>Anand Gaur (24EJCCA030)</w:t>
-              <w:br/>
-              <w:t>Abhishek Sihag (24EJCCA012)</w:t>
+              <w:t>Roll Number</w:t>
             </w:r>
           </w:p>
         </w:tc>
         <w:tc>
           <w:tcPr>
-            <w:tcW w:type="dxa" w:w="4464"/>
+            <w:tcW w:type="dxa" w:w="3216"/>
+            <w:shd w:fill="1E3A8A"/>
+          </w:tcPr>
+          <w:p>
+            <w:r>
+              <w:rPr>
+                <w:rFonts w:ascii="Segoe UI" w:hAnsi="Segoe UI"/>
+                <w:b/>
+                <w:color w:val="FFFFFF"/>
+              </w:rPr>
+              <w:t>Student Name</w:t>
+            </w:r>
+          </w:p>
+        </w:tc>
+        <w:tc>
+          <w:tcPr>
+            <w:tcW w:type="dxa" w:w="3216"/>
+            <w:shd w:fill="1E3A8A"/>
+          </w:tcPr>
+          <w:p>
+            <w:r>
+              <w:rPr>
+                <w:rFonts w:ascii="Segoe UI" w:hAnsi="Segoe UI"/>
+                <w:b/>
+                <w:color w:val="FFFFFF"/>
+              </w:rPr>
+              <w:t>Class &amp; Branch</w:t>
+            </w:r>
+          </w:p>
+        </w:tc>
+      </w:tr>
+      <w:tr>
+        <w:tc>
+          <w:tcPr>
+            <w:tcW w:type="dxa" w:w="3216"/>
+            <w:shd w:fill="F8FAFC"/>
+          </w:tcPr>
+          <w:p>
+            <w:r>
+              <w:rPr>
+                <w:rFonts w:ascii="Segoe UI" w:hAnsi="Segoe UI"/>
+                <w:sz w:val="19"/>
+              </w:rPr>
+              <w:t>24EJCCA009</w:t>
+            </w:r>
+          </w:p>
+        </w:tc>
+        <w:tc>
+          <w:tcPr>
+            <w:tcW w:type="dxa" w:w="3216"/>
+            <w:shd w:fill="F8FAFC"/>
+          </w:tcPr>
+          <w:p>
+            <w:r>
+              <w:rPr>
+                <w:rFonts w:ascii="Segoe UI" w:hAnsi="Segoe UI"/>
+                <w:sz w:val="19"/>
+              </w:rPr>
+              <w:t>Abhinav Batra</w:t>
+            </w:r>
+          </w:p>
+        </w:tc>
+        <w:tc>
+          <w:tcPr>
+            <w:tcW w:type="dxa" w:w="3216"/>
+            <w:shd w:fill="F8FAFC"/>
+          </w:tcPr>
+          <w:p>
+            <w:r>
+              <w:rPr>
+                <w:rFonts w:ascii="Segoe UI" w:hAnsi="Segoe UI"/>
+                <w:sz w:val="19"/>
+              </w:rPr>
+              <w:t>3rd Year B.Tech CSE (AI)</w:t>
+            </w:r>
+          </w:p>
+        </w:tc>
+      </w:tr>
+      <w:tr>
+        <w:tc>
+          <w:tcPr>
+            <w:tcW w:type="dxa" w:w="3216"/>
+            <w:shd w:fill="FFFFFF"/>
+          </w:tcPr>
+          <w:p>
+            <w:r>
+              <w:rPr>
+                <w:rFonts w:ascii="Segoe UI" w:hAnsi="Segoe UI"/>
+                <w:sz w:val="19"/>
+              </w:rPr>
+              <w:t>24EJCCA027</w:t>
+            </w:r>
+          </w:p>
+        </w:tc>
+        <w:tc>
+          <w:tcPr>
+            <w:tcW w:type="dxa" w:w="3216"/>
+            <w:shd w:fill="FFFFFF"/>
+          </w:tcPr>
+          <w:p>
+            <w:r>
+              <w:rPr>
+                <w:rFonts w:ascii="Segoe UI" w:hAnsi="Segoe UI"/>
+                <w:sz w:val="19"/>
+              </w:rPr>
+              <w:t>Amit Kumar</w:t>
+            </w:r>
+          </w:p>
+        </w:tc>
+        <w:tc>
+          <w:tcPr>
+            <w:tcW w:type="dxa" w:w="3216"/>
+            <w:shd w:fill="FFFFFF"/>
+          </w:tcPr>
+          <w:p>
+            <w:r>
+              <w:rPr>
+                <w:rFonts w:ascii="Segoe UI" w:hAnsi="Segoe UI"/>
+                <w:sz w:val="19"/>
+              </w:rPr>
+              <w:t>3rd Year B.Tech CSE (AI)</w:t>
+            </w:r>
+          </w:p>
+        </w:tc>
+      </w:tr>
+      <w:tr>
+        <w:tc>
+          <w:tcPr>
+            <w:tcW w:type="dxa" w:w="3216"/>
+            <w:shd w:fill="F8FAFC"/>
+          </w:tcPr>
+          <w:p>
+            <w:r>
+              <w:rPr>
+                <w:rFonts w:ascii="Segoe UI" w:hAnsi="Segoe UI"/>
+                <w:sz w:val="19"/>
+              </w:rPr>
+              <w:t>24EJCCA030</w:t>
+            </w:r>
+          </w:p>
+        </w:tc>
+        <w:tc>
+          <w:tcPr>
+            <w:tcW w:type="dxa" w:w="3216"/>
+            <w:shd w:fill="F8FAFC"/>
+          </w:tcPr>
+          <w:p>
+            <w:r>
+              <w:rPr>
+                <w:rFonts w:ascii="Segoe UI" w:hAnsi="Segoe UI"/>
+                <w:sz w:val="19"/>
+              </w:rPr>
+              <w:t>Anand Gaur</w:t>
+            </w:r>
+          </w:p>
+        </w:tc>
+        <w:tc>
+          <w:tcPr>
+            <w:tcW w:type="dxa" w:w="3216"/>
+            <w:shd w:fill="F8FAFC"/>
+          </w:tcPr>
+          <w:p>
+            <w:r>
+              <w:rPr>
+                <w:rFonts w:ascii="Segoe UI" w:hAnsi="Segoe UI"/>
+                <w:sz w:val="19"/>
+              </w:rPr>
+              <w:t>3rd Year B.Tech CSE (AI)</w:t>
+            </w:r>
+          </w:p>
+        </w:tc>
+      </w:tr>
+      <w:tr>
+        <w:tc>
+          <w:tcPr>
+            <w:tcW w:type="dxa" w:w="3216"/>
+            <w:shd w:fill="FFFFFF"/>
+          </w:tcPr>
+          <w:p>
+            <w:r>
+              <w:rPr>
+                <w:rFonts w:ascii="Segoe UI" w:hAnsi="Segoe UI"/>
+                <w:sz w:val="19"/>
+              </w:rPr>
+              <w:t>24EJCCA012</w:t>
+            </w:r>
+          </w:p>
+        </w:tc>
+        <w:tc>
+          <w:tcPr>
+            <w:tcW w:type="dxa" w:w="3216"/>
+            <w:shd w:fill="FFFFFF"/>
+          </w:tcPr>
+          <w:p>
+            <w:r>
+              <w:rPr>
+                <w:rFonts w:ascii="Segoe UI" w:hAnsi="Segoe UI"/>
+                <w:sz w:val="19"/>
+              </w:rPr>
+              <w:t>Abhishek Sihag</w:t>
+            </w:r>
+          </w:p>
+        </w:tc>
+        <w:tc>
+          <w:tcPr>
+            <w:tcW w:type="dxa" w:w="3216"/>
+            <w:shd w:fill="FFFFFF"/>
+          </w:tcPr>
+          <w:p>
+            <w:r>
+              <w:rPr>
+                <w:rFonts w:ascii="Segoe UI" w:hAnsi="Segoe UI"/>
+                <w:sz w:val="19"/>
+              </w:rPr>
+              <w:t>3rd Year B.Tech CSE (AI)</w:t>
+            </w:r>
+          </w:p>
+        </w:tc>
+      </w:tr>
+      <w:tr>
+        <w:tc>
+          <w:tcPr>
+            <w:tcW w:type="dxa" w:w="9648"/>
+            <w:gridSpan w:val="3"/>
+            <w:shd w:fill="EEF2FF"/>
           </w:tcPr>
           <w:p>
             <w:pPr>
-              <w:jc w:val="right"/>
+              <w:jc w:val="center"/>
             </w:pPr>
             <w:r>
               <w:rPr>
-                <w:rFonts w:ascii="Times New Roman" w:hAnsi="Times New Roman"/>
+                <w:rFonts w:ascii="Segoe UI" w:hAnsi="Segoe UI"/>
                 <w:b/>
-                <w:i w:val="0"/>
-                <w:color w:val="000000"/>
-                <w:sz w:val="23"/>
+                <w:color w:val="1E3A8A"/>
               </w:rPr>
-              <w:t>ITS Coordinator (CC):</w:t>
-              <w:br/>
-            </w:r>
-            <w:r>
-              <w:rPr>
-                <w:rFonts w:ascii="Times New Roman" w:hAnsi="Times New Roman"/>
-                <w:b w:val="0"/>
-                <w:i w:val="0"/>
-                <w:color w:val="000000"/>
-                <w:sz w:val="22"/>
-              </w:rPr>
-              <w:t>Ms. Mona Nagar</w:t>
-              <w:br/>
-              <w:t>Assistant Professor</w:t>
-              <w:br/>
-              <w:t>Dept. of CSE (AI)</w:t>
+              <w:t>Project Guide: Ms. Mona Nagar (Assistant Professor, Department of CSE)</w:t>
             </w:r>
           </w:p>
         </w:tc>
@@ -202,530 +310,195 @@
     </w:tbl>
     <w:p/>
     <w:p>
-      <w:pPr>
-        <w:jc w:val="center"/>
-      </w:pPr>
       <w:r>
         <w:rPr>
-          <w:rFonts w:ascii="Times New Roman" w:hAnsi="Times New Roman"/>
+          <w:rFonts w:ascii="Segoe UI" w:hAnsi="Segoe UI"/>
           <w:b/>
-          <w:i w:val="0"/>
-          <w:color w:val="0A285F"/>
-          <w:sz w:val="23"/>
+          <w:color w:val="1E3A8A"/>
+          <w:sz w:val="24"/>
         </w:rPr>
-        <w:t>DEPARTMENT OF</w:t>
-        <w:br/>
-        <w:t>COMPUTER SCIENCE &amp; ENGINEERING (ARTIFICIAL INTELLIGENCE)</w:t>
-        <w:br/>
-      </w:r>
-      <w:r>
-        <w:rPr>
-          <w:rFonts w:ascii="Times New Roman" w:hAnsi="Times New Roman"/>
-          <w:b/>
-          <w:i w:val="0"/>
-          <w:color w:val="000000"/>
-          <w:sz w:val="23"/>
-        </w:rPr>
-        <w:t>JAIPUR ENGINEERING COLLEGE AND RESEARCH CENTRE</w:t>
-        <w:br/>
-      </w:r>
-      <w:r>
-        <w:rPr>
-          <w:rFonts w:ascii="Times New Roman" w:hAnsi="Times New Roman"/>
-          <w:b w:val="0"/>
-          <w:i/>
-          <w:color w:val="000000"/>
-          <w:sz w:val="19"/>
-        </w:rPr>
-        <w:t>Shri Ram ki Nangal, via Sitapura RIICO, Tonk Road, Sukhpuria, Bambala, Jaipur, Rajasthan</w:t>
-      </w:r>
-    </w:p>
-    <w:p>
-      <w:r>
-        <w:br w:type="page"/>
+        <w:t>1. Introduction &amp; Context</w:t>
       </w:r>
     </w:p>
     <w:p>
       <w:pPr>
-        <w:jc w:val="center"/>
+        <w:spacing w:line="276" w:lineRule="auto"/>
       </w:pPr>
       <w:r>
         <w:rPr>
-          <w:rFonts w:ascii="Times New Roman" w:hAnsi="Times New Roman"/>
-          <w:b/>
-          <w:i w:val="0"/>
-          <w:color w:val="0A285F"/>
-          <w:sz w:val="36"/>
+          <w:rFonts w:ascii="Segoe UI" w:hAnsi="Segoe UI"/>
+          <w:color w:val="334155"/>
+          <w:sz w:val="20"/>
         </w:rPr>
-        <w:t>ABSTRACT</w:t>
-        <w:br/>
-      </w:r>
-    </w:p>
-    <w:p>
-      <w:pPr>
-        <w:spacing w:line="276" w:lineRule="auto" w:after="240"/>
-        <w:jc w:val="both"/>
-      </w:pPr>
-      <w:r>
-        <w:rPr>
-          <w:rFonts w:ascii="Times New Roman" w:hAnsi="Times New Roman"/>
-          <w:b w:val="0"/>
-          <w:i w:val="0"/>
-          <w:color w:val="000000"/>
-          <w:sz w:val="24"/>
-        </w:rPr>
-        <w:t>In modern distributed computing and collaborative environments, real-time peer-to-peer and group communication platforms form the backbone of organizational productivity. This project, titled 'Multi-Threaded Client-Server Chat Application', presents a robust, full-duplex communication system engineered in Core Java (JDK 25) leveraging standard TCP networking (java.net.Socket and java.net.ServerSocket), high-throughput concurrency utilities (java.util.concurrent.ExecutorService), graphical user interface design (Java Swing), and relational persistence through JDBC and MySQL 8.0.</w:t>
-        <w:br/>
-        <w:br/>
-        <w:t>The architecture incorporates a centralized multi-threaded server capable of handling multiple client connections simultaneously without performance degradation or thread exhaustion through an elastic cached thread pool. The client application offers a modern, responsive graphical interface built with Java Swing, featuring an authentication screen, a real-time active contact roster with visual online indicators, and a multi-mode messaging pane that seamlessly toggles between global broadcast communication and private peer-to-peer dialogues. Security is enforced through SHA-256 cryptographic password hashing, while comprehensive chat histories and user registrations are persisted into an ACID-compliant MySQL database. All network socket I/O is decoupled from the Swing Event Dispatch Thread (EDT), guaranteeing fluid, zero-latency user interactions. This project comprehensively demonstrates practical applications of socket programming, multithreading synchronization, relational database integration, and UI event-driven design.</w:t>
-      </w:r>
-    </w:p>
-    <w:p>
-      <w:r>
-        <w:br w:type="page"/>
-      </w:r>
-    </w:p>
-    <w:p>
-      <w:pPr>
-        <w:jc w:val="center"/>
-      </w:pPr>
-      <w:r>
-        <w:rPr>
-          <w:rFonts w:ascii="Times New Roman" w:hAnsi="Times New Roman"/>
-          <w:b/>
-          <w:i w:val="0"/>
-          <w:color w:val="0A285F"/>
-          <w:sz w:val="36"/>
-        </w:rPr>
-        <w:t>INTRODUCTION</w:t>
-        <w:br/>
-      </w:r>
-    </w:p>
-    <w:p>
-      <w:pPr>
-        <w:spacing w:after="80"/>
-        <w:jc w:val="both"/>
-      </w:pPr>
-      <w:r>
-        <w:rPr>
-          <w:rFonts w:ascii="Times New Roman" w:hAnsi="Times New Roman"/>
-          <w:b/>
-          <w:i w:val="0"/>
-          <w:color w:val="14326E"/>
-          <w:sz w:val="24"/>
-        </w:rPr>
-        <w:t xml:space="preserve">• Problem Statement: </w:t>
-      </w:r>
-      <w:r>
-        <w:rPr>
-          <w:rFonts w:ascii="Times New Roman" w:hAnsi="Times New Roman"/>
-          <w:b w:val="0"/>
-          <w:i w:val="0"/>
-          <w:color w:val="000000"/>
-          <w:sz w:val="23"/>
-        </w:rPr>
-        <w:t>Traditional desktop messaging applications frequently suffer from rigid, single-threaded architectures that lock up the user interface during active network operations, lack secure authentication, and lose historical conversation context upon disconnection. Furthermore, many educational networking systems fail to bridge the gap between low-level socket primitives and high-level relational data persistence. There is a need for a modular, responsive, and persistent multi-threaded client-server messaging application built using pure core Java standards.</w:t>
-      </w:r>
-    </w:p>
-    <w:p>
-      <w:pPr>
-        <w:spacing w:after="80"/>
-        <w:jc w:val="both"/>
-      </w:pPr>
-      <w:r>
-        <w:rPr>
-          <w:rFonts w:ascii="Times New Roman" w:hAnsi="Times New Roman"/>
-          <w:b/>
-          <w:i w:val="0"/>
-          <w:color w:val="14326E"/>
-          <w:sz w:val="24"/>
-        </w:rPr>
-        <w:t xml:space="preserve">• Scope of the Project: </w:t>
-      </w:r>
-      <w:r>
-        <w:rPr>
-          <w:rFonts w:ascii="Times New Roman" w:hAnsi="Times New Roman"/>
-          <w:b w:val="0"/>
-          <w:i w:val="0"/>
-          <w:color w:val="000000"/>
-          <w:sz w:val="23"/>
-        </w:rPr>
-        <w:t>The project encompasses a complete end-to-end communication system that operates over local area networks (LAN) or the Internet using standard TCP/IP protocols. Its operational scope includes user account registration, secure login with one-way cryptographic hashing, real-time presence detection, bi-directional message dispatching (group broadcast and private 1-to-1), chronological chat history loading from an ACID-compliant database, and graceful teardown upon client exit.</w:t>
-      </w:r>
-    </w:p>
-    <w:p>
-      <w:pPr>
-        <w:spacing w:after="80"/>
-        <w:jc w:val="both"/>
-      </w:pPr>
-      <w:r>
-        <w:rPr>
-          <w:rFonts w:ascii="Times New Roman" w:hAnsi="Times New Roman"/>
-          <w:b/>
-          <w:i w:val="0"/>
-          <w:color w:val="14326E"/>
-          <w:sz w:val="24"/>
-        </w:rPr>
-        <w:t xml:space="preserve">• Technologies Used: </w:t>
-      </w:r>
-      <w:r>
-        <w:rPr>
-          <w:rFonts w:ascii="Times New Roman" w:hAnsi="Times New Roman"/>
-          <w:b w:val="0"/>
-          <w:i w:val="0"/>
-          <w:color w:val="000000"/>
-          <w:sz w:val="23"/>
-        </w:rPr>
-        <w:t>• Programming Language &amp; Runtime: Core Java (OpenJDK 25)</w:t>
-        <w:br/>
-        <w:t>• Networking Library: java.net (Socket, ServerSocket) using custom text-based delimiter protocol</w:t>
-        <w:br/>
-        <w:t>• Multithreading &amp; Concurrency: java.util.concurrent (ExecutorService, ConcurrentHashMap)</w:t>
-        <w:br/>
-        <w:t>• Graphical User Interface: Java Swing (JFrame, CardLayout, JTextPane, JList, JSplitPane, EDT)</w:t>
-        <w:br/>
-        <w:t>• Persistence &amp; Database: MySQL 8.0 via MySQL Connector/J 9.7.0 (JDBC PreparedStatement)</w:t>
-        <w:br/>
-        <w:t>• Security: java.security.MessageDigest (SHA-256 Hashing)</w:t>
-      </w:r>
-    </w:p>
-    <w:p>
-      <w:pPr>
-        <w:spacing w:after="80"/>
-        <w:jc w:val="both"/>
-      </w:pPr>
-      <w:r>
-        <w:rPr>
-          <w:rFonts w:ascii="Times New Roman" w:hAnsi="Times New Roman"/>
-          <w:b/>
-          <w:i w:val="0"/>
-          <w:color w:val="14326E"/>
-          <w:sz w:val="24"/>
-        </w:rPr>
-        <w:t xml:space="preserve">• Methodology: </w:t>
-      </w:r>
-      <w:r>
-        <w:rPr>
-          <w:rFonts w:ascii="Times New Roman" w:hAnsi="Times New Roman"/>
-          <w:b w:val="0"/>
-          <w:i w:val="0"/>
-          <w:color w:val="000000"/>
-          <w:sz w:val="23"/>
-        </w:rPr>
-        <w:t>The system is built upon a layered Client-Server Architecture. The Server listens continuously on a designated TCP port (12345) and delegates each incoming client socket to a managed worker thread inside an ExecutorService. Thread safety is guaranteed by storing active client streams in a ConcurrentHashMap. On the client side, network listening is segregated onto a background daemon thread, while GUI updates are dispatched strictly onto the Swing Event Dispatch Thread (EDT) via SwingUtilities.invokeLater() to ensure non-blocking UI behavior.</w:t>
-      </w:r>
-    </w:p>
-    <w:p>
-      <w:pPr>
-        <w:spacing w:after="80"/>
-        <w:jc w:val="both"/>
-      </w:pPr>
-      <w:r>
-        <w:rPr>
-          <w:rFonts w:ascii="Times New Roman" w:hAnsi="Times New Roman"/>
-          <w:b/>
-          <w:i w:val="0"/>
-          <w:color w:val="14326E"/>
-          <w:sz w:val="24"/>
-        </w:rPr>
-        <w:t xml:space="preserve">• Expected Outcome: </w:t>
-      </w:r>
-      <w:r>
-        <w:rPr>
-          <w:rFonts w:ascii="Times New Roman" w:hAnsi="Times New Roman"/>
-          <w:b w:val="0"/>
-          <w:i w:val="0"/>
-          <w:color w:val="000000"/>
-          <w:sz w:val="23"/>
-        </w:rPr>
-        <w:t>A high-performance, fault-tolerant desktop chat platform capable of sustaining concurrent user sessions, maintaining zero GUI freezes during intensive message broadcasts, securely authenticating users without plain-text vulnerability, and reliably persisting and restoring historical dialogues from MySQL.</w:t>
-      </w:r>
-    </w:p>
-    <w:p>
-      <w:pPr>
-        <w:spacing w:after="80"/>
-        <w:jc w:val="both"/>
-      </w:pPr>
-      <w:r>
-        <w:rPr>
-          <w:rFonts w:ascii="Times New Roman" w:hAnsi="Times New Roman"/>
-          <w:b/>
-          <w:i w:val="0"/>
-          <w:color w:val="14326E"/>
-          <w:sz w:val="24"/>
-        </w:rPr>
-        <w:t xml:space="preserve">• Applications of Project: </w:t>
-      </w:r>
-      <w:r>
-        <w:rPr>
-          <w:rFonts w:ascii="Times New Roman" w:hAnsi="Times New Roman"/>
-          <w:b w:val="0"/>
-          <w:i w:val="0"/>
-          <w:color w:val="000000"/>
-          <w:sz w:val="23"/>
-        </w:rPr>
-        <w:t>• Internal Enterprise Communication: Secure, lightweight communication within university or corporate intranets.</w:t>
-        <w:br/>
-        <w:t>• Collaborative Learning Environments: Real-time discussion rooms for educational labs and classrooms.</w:t>
-        <w:br/>
-        <w:t>• Reference Architecture: Academic benchmark demonstrating core multithreading, sockets, and JDBC integration.</w:t>
-      </w:r>
-    </w:p>
-    <w:p>
-      <w:r>
-        <w:br w:type="page"/>
-      </w:r>
-    </w:p>
-    <w:p>
-      <w:pPr>
-        <w:jc w:val="center"/>
-      </w:pPr>
-      <w:r>
-        <w:rPr>
-          <w:rFonts w:ascii="Times New Roman" w:hAnsi="Times New Roman"/>
-          <w:b/>
-          <w:i w:val="0"/>
-          <w:color w:val="0A285F"/>
-          <w:sz w:val="36"/>
-        </w:rPr>
-        <w:t>CONCLUSIONS AND FUTURE ENHANCEMENTS</w:t>
-        <w:br/>
-      </w:r>
-    </w:p>
-    <w:p>
-      <w:pPr>
-        <w:jc w:val="both"/>
-      </w:pPr>
-      <w:r>
-        <w:rPr>
-          <w:rFonts w:ascii="Times New Roman" w:hAnsi="Times New Roman"/>
-          <w:b/>
-          <w:i w:val="0"/>
-          <w:color w:val="14326E"/>
-          <w:sz w:val="26"/>
-        </w:rPr>
-        <w:t>Conclusions:</w:t>
-        <w:br/>
-      </w:r>
-      <w:r>
-        <w:rPr>
-          <w:rFonts w:ascii="Times New Roman" w:hAnsi="Times New Roman"/>
-          <w:b w:val="0"/>
-          <w:i w:val="0"/>
-          <w:color w:val="000000"/>
-          <w:sz w:val="23"/>
-        </w:rPr>
-        <w:t>The development of the Multi-Threaded Client-Server Chat Application successfully demonstrates the capabilities of Core Java for distributed systems. By implementing an ExecutorService-backed thread pool, the server seamlessly manages simultaneous client sockets without incurring the hazardous overhead of unmanaged thread creation. The integration of JDBC with PreparedStatement ensures parameterized, injection-free database transactions, while SHA-256 hashing secures sensitive credentials. The Swing client maintains high responsiveness through disciplined Event Dispatch Thread (EDT) concurrency separation. Overall, the project fulfills all academic and functional requirements of a robust chat system.</w:t>
+        <w:t>In higher-educational institutions such as Jaipur Engineering College and Research Centre (JECRC), effective communication among faculty members, Heads of Departments (HODs), the Examination Cell, Lab Incharges, and the Principal's Secretariat is paramount. Traditional communication methods (physical paper circulars and informal WhatsApp groups) suffer from critical vulnerabilities: lost notifications, confidentiality breaches, distraction, and dependency on commercial third-party cloud infrastructure. JECRC StaffNet provides a dedicated, 100% offline-capable campus intranet portal that formalizes official information dissemination, circular broadcasts, and academic document sharing.</w:t>
       </w:r>
     </w:p>
     <w:p>
       <w:r>
         <w:rPr>
-          <w:rFonts w:ascii="Times New Roman" w:hAnsi="Times New Roman"/>
+          <w:rFonts w:ascii="Segoe UI" w:hAnsi="Segoe UI"/>
           <w:b/>
-          <w:i w:val="0"/>
-          <w:color w:val="14326E"/>
-          <w:sz w:val="26"/>
+          <w:color w:val="1E3A8A"/>
+          <w:sz w:val="24"/>
         </w:rPr>
-        <w:br/>
-        <w:t>Future Enhancements:</w:t>
-        <w:br/>
-      </w:r>
-      <w:r>
-        <w:rPr>
-          <w:rFonts w:ascii="Times New Roman" w:hAnsi="Times New Roman"/>
-          <w:b w:val="0"/>
-          <w:i w:val="0"/>
-          <w:color w:val="000000"/>
-          <w:sz w:val="23"/>
-        </w:rPr>
-        <w:t>1. End-to-End Encryption (E2EE): Incorporating RSA/AES hybrid cryptography to encrypt socket payload data in transit.</w:t>
-        <w:br/>
-        <w:t>2. Multimedia &amp; File Sharing: Enhancing the socket protocol with binary streaming for transferring images, audio, and documents.</w:t>
-        <w:br/>
-        <w:t>3. Voice and Video Conferencing: Implementing Java Media Framework (JMF) or WebRTC for real-time audiovisual calling.</w:t>
-        <w:br/>
-        <w:t>4. Push Notifications &amp; Read Receipts: Extending the protocol to support delivery status acknowledgments and typing indicators.</w:t>
+        <w:t>2. Problem Statement</w:t>
       </w:r>
     </w:p>
     <w:p>
       <w:pPr>
-        <w:spacing w:before="240"/>
-        <w:jc w:val="center"/>
+        <w:spacing w:line="276" w:lineRule="auto"/>
       </w:pPr>
       <w:r>
         <w:rPr>
-          <w:rFonts w:ascii="Times New Roman" w:hAnsi="Times New Roman"/>
-          <w:b/>
-          <w:i/>
-          <w:color w:val="000000"/>
-          <w:sz w:val="22"/>
+          <w:rFonts w:ascii="Segoe UI" w:hAnsi="Segoe UI"/>
+          <w:color w:val="334155"/>
+          <w:sz w:val="20"/>
         </w:rPr>
-        <w:t>System Architecture &amp; Communication Flow</w:t>
+        <w:t>Colleges face three primary challenges in staff communication:</w:t>
         <w:br/>
+        <w:t>• Notice Dispersion &amp; Lost Updates: Important notices regarding exam duty rosters, syllabus completion, and NAAC/NBA reviews get buried under informal chat threads.</w:t>
+        <w:br/>
+        <w:t>• Offline Resilience: When internet connectivity drops during severe weather or network maintenance, cloud-based applications (Slack, WhatsApp, Gmail) become unreachable.</w:t>
+        <w:br/>
+        <w:t>• Institutional Confidentiality: Internal examination question paper drafts, mark sheets, and minutes of meetings should not reside on public external cloud servers.</w:t>
       </w:r>
     </w:p>
     <w:p>
       <w:r>
-        <w:drawing>
-          <wp:inline xmlns:a="http://schemas.openxmlformats.org/drawingml/2006/main" xmlns:pic="http://schemas.openxmlformats.org/drawingml/2006/picture">
-            <wp:extent cx="5303520" cy="3162813"/>
-            <wp:docPr id="1" name="Picture 1"/>
-            <wp:cNvGraphicFramePr>
-              <a:graphicFrameLocks noChangeAspect="1"/>
-            </wp:cNvGraphicFramePr>
-            <a:graphic>
-              <a:graphicData uri="http://schemas.openxmlformats.org/drawingml/2006/picture">
-                <pic:pic>
-                  <pic:nvPicPr>
-                    <pic:cNvPr id="0" name="block_diagram.png"/>
-                    <pic:cNvPicPr/>
-                  </pic:nvPicPr>
-                  <pic:blipFill>
-                    <a:blip r:embed="rId9"/>
-                    <a:stretch>
-                      <a:fillRect/>
-                    </a:stretch>
-                  </pic:blipFill>
-                  <pic:spPr>
-                    <a:xfrm>
-                      <a:off x="0" y="0"/>
-                      <a:ext cx="5303520" cy="3162813"/>
-                    </a:xfrm>
-                    <a:prstGeom prst="rect"/>
-                  </pic:spPr>
-                </pic:pic>
-              </a:graphicData>
-            </a:graphic>
-          </wp:inline>
-        </w:drawing>
+        <w:rPr>
+          <w:rFonts w:ascii="Segoe UI" w:hAnsi="Segoe UI"/>
+          <w:b/>
+          <w:color w:val="1E3A8A"/>
+          <w:sz w:val="24"/>
+        </w:rPr>
+        <w:t>3. Core Objectives</w:t>
+      </w:r>
+    </w:p>
+    <w:p>
+      <w:pPr>
+        <w:spacing w:line="276" w:lineRule="auto"/>
+      </w:pPr>
+      <w:r>
+        <w:rPr>
+          <w:rFonts w:ascii="Segoe UI" w:hAnsi="Segoe UI"/>
+          <w:color w:val="334155"/>
+          <w:sz w:val="20"/>
+        </w:rPr>
+        <w:t>• Develop an offline-first TCP/IP socket client-server infrastructure running over the college campus LAN.</w:t>
+        <w:br/>
+        <w:t>• Provide categorized institutional notice broadcasting: 🚨 Urgent Directives, 📋 Meeting Notices/MoM, 📝 Exam Duty &amp; Academic Notices, 🔬 Lab Infrastructure, and 📢 General Circulars.</w:t>
+        <w:br/>
+        <w:t>• Support confidential 1-to-1 faculty memos with detachable pop-out windows for focused multi-tasking.</w:t>
+        <w:br/>
+        <w:t>• Implement zero-cloud academic file dispatch (PDF circulars, PPT lecture decks, DOCX rosters, XLSX grade registers) with automatic archive downloads.</w:t>
+        <w:br/>
+        <w:t>• Ensure enterprise-grade authentication with SHA-256 password hashing and MySQL 8.0 JDBC audit persistence.</w:t>
       </w:r>
     </w:p>
     <w:p>
       <w:r>
-        <w:br w:type="page"/>
+        <w:rPr>
+          <w:rFonts w:ascii="Segoe UI" w:hAnsi="Segoe UI"/>
+          <w:b/>
+          <w:color w:val="1E3A8A"/>
+          <w:sz w:val="24"/>
+        </w:rPr>
+        <w:t>4. System Architecture &amp; Technologies</w:t>
       </w:r>
     </w:p>
     <w:p>
       <w:pPr>
-        <w:jc w:val="center"/>
+        <w:spacing w:line="276" w:lineRule="auto"/>
       </w:pPr>
       <w:r>
         <w:rPr>
-          <w:rFonts w:ascii="Times New Roman" w:hAnsi="Times New Roman"/>
+          <w:rFonts w:ascii="Segoe UI" w:hAnsi="Segoe UI"/>
+          <w:color w:val="334155"/>
+          <w:sz w:val="20"/>
+        </w:rPr>
+        <w:t>• Core Platform: Pure Java Standard Edition (JDK 25) with zero third-party framework overhead.</w:t>
+        <w:br/>
+        <w:t>• Networking Engine: java.net.ServerSocket &amp; java.net.Socket over TCP port 12345 with non-blocking worker threads.</w:t>
+        <w:br/>
+        <w:t>• Concurrency: java.util.concurrent.ExecutorService thread pooling with ConcurrentHashMap session tracking.</w:t>
+        <w:br/>
+        <w:t>• Graphical User Interface: Java Swing with HTML/CSS rendering via JEditorPane for presentation-grade notice cards.</w:t>
+        <w:br/>
+        <w:t>• Database Layer: MySQL 8.0 Community Server accessed via Connector/J 9.7.0 JDBC driver using PreparedStatements.</w:t>
+      </w:r>
+    </w:p>
+    <w:p>
+      <w:r>
+        <w:rPr>
+          <w:rFonts w:ascii="Segoe UI" w:hAnsi="Segoe UI"/>
           <w:b/>
-          <w:i w:val="0"/>
-          <w:color w:val="1464C8"/>
-          <w:sz w:val="36"/>
+          <w:color w:val="1E3A8A"/>
+          <w:sz w:val="24"/>
         </w:rPr>
-        <w:t>References</w:t>
-        <w:br/>
+        <w:t>5. Expected Institutional Impact</w:t>
       </w:r>
     </w:p>
     <w:p>
       <w:pPr>
-        <w:spacing w:after="160"/>
-        <w:ind w:left="576"/>
+        <w:spacing w:line="276" w:lineRule="auto"/>
       </w:pPr>
       <w:r>
         <w:rPr>
-          <w:rFonts w:ascii="Times New Roman" w:hAnsi="Times New Roman"/>
-          <w:b w:val="0"/>
-          <w:i w:val="0"/>
-          <w:color w:val="000000"/>
-          <w:sz w:val="22"/>
+          <w:rFonts w:ascii="Segoe UI" w:hAnsi="Segoe UI"/>
+          <w:color w:val="334155"/>
+          <w:sz w:val="20"/>
         </w:rPr>
-        <w:t>[1] Herbert Schildt, 'Java: The Complete Reference', 12th Edition, McGraw-Hill Education, 2021.</w:t>
-      </w:r>
-    </w:p>
-    <w:p>
-      <w:pPr>
-        <w:spacing w:after="160"/>
-        <w:ind w:left="576"/>
-      </w:pPr>
-      <w:r>
-        <w:rPr>
-          <w:rFonts w:ascii="Times New Roman" w:hAnsi="Times New Roman"/>
-          <w:b w:val="0"/>
-          <w:i w:val="0"/>
-          <w:color w:val="000000"/>
-          <w:sz w:val="22"/>
-        </w:rPr>
-        <w:t>[2] Elliotte Rusty Harold, 'Java Network Programming: Developing Networked Applications', 4th Edition, O'Reilly Media, 2014.</w:t>
-      </w:r>
-    </w:p>
-    <w:p>
-      <w:pPr>
-        <w:spacing w:after="160"/>
-        <w:ind w:left="576"/>
-      </w:pPr>
-      <w:r>
-        <w:rPr>
-          <w:rFonts w:ascii="Times New Roman" w:hAnsi="Times New Roman"/>
-          <w:b w:val="0"/>
-          <w:i w:val="0"/>
-          <w:color w:val="000000"/>
-          <w:sz w:val="22"/>
-        </w:rPr>
-        <w:t>[3] Brian Goetz, Tim Peierls, Joshua Bloch, Joseph Bowbeer, David Holmes, Doug Lea, 'Java Concurrency in Practice', Addison-Wesley Professional, 2006.</w:t>
-      </w:r>
-    </w:p>
-    <w:p>
-      <w:pPr>
-        <w:spacing w:after="160"/>
-        <w:ind w:left="576"/>
-      </w:pPr>
-      <w:r>
-        <w:rPr>
-          <w:rFonts w:ascii="Times New Roman" w:hAnsi="Times New Roman"/>
-          <w:b w:val="0"/>
-          <w:i w:val="0"/>
-          <w:color w:val="000000"/>
-          <w:sz w:val="22"/>
-        </w:rPr>
-        <w:t>[4] Oracle Corporation, 'Java Platform, Standard Edition Documentation - Socket, ServerSocket &amp; Concurrency Utilities', Oracle Technology Network.</w:t>
-      </w:r>
-    </w:p>
-    <w:p>
-      <w:pPr>
-        <w:spacing w:after="160"/>
-        <w:ind w:left="576"/>
-      </w:pPr>
-      <w:r>
-        <w:rPr>
-          <w:rFonts w:ascii="Times New Roman" w:hAnsi="Times New Roman"/>
-          <w:b w:val="0"/>
-          <w:i w:val="0"/>
-          <w:color w:val="000000"/>
-          <w:sz w:val="22"/>
-        </w:rPr>
-        <w:t>[5] Paul DuBois, 'MySQL Developer's Library', 5th Edition, Addison-Wesley Professional, 2013.</w:t>
-      </w:r>
-    </w:p>
-    <w:p>
-      <w:pPr>
-        <w:spacing w:after="160"/>
-        <w:ind w:left="576"/>
-      </w:pPr>
-      <w:r>
-        <w:rPr>
-          <w:rFonts w:ascii="Times New Roman" w:hAnsi="Times New Roman"/>
-          <w:b w:val="0"/>
-          <w:i w:val="0"/>
-          <w:color w:val="000000"/>
-          <w:sz w:val="22"/>
-        </w:rPr>
-        <w:t>[6] Loy, M., Eckstein, R., Wood, D., Elliott, J., &amp; Cole, B., 'Java Swing', 2nd Edition, O'Reilly Media, 2002.</w:t>
+        <w:t>JECRC StaffNet delivers a sustainable, paperless campus communication pipeline that protects institutional privacy, guarantees zero downtime during internet outages, and ensures prompt faculty compliance with urgent administrative directives.</w:t>
       </w:r>
     </w:p>
     <w:sectPr>
+      <w:headerReference w:type="default" r:id="rId9"/>
+      <w:footerReference w:type="default" r:id="rId10"/>
       <w:pgSz w:w="12240" w:h="15840"/>
-      <w:pgMar w:top="1296" w:right="1296" w:bottom="1296" w:left="1296" w:header="720" w:footer="720" w:gutter="0"/>
+      <w:pgMar w:top="1152" w:right="1296" w:bottom="1152" w:left="1296" w:header="720" w:footer="720" w:gutter="0"/>
       <w:cols w:space="720"/>
       <w:docGrid w:linePitch="360"/>
     </w:sectPr>
   </w:body>
 </w:document>
+</file>
+
+<file path=word/footer1.xml><?xml version="1.0" encoding="utf-8"?>
+<w:ftr xmlns:m="http://schemas.openxmlformats.org/officeDocument/2006/math" xmlns:mc="http://schemas.openxmlformats.org/markup-compatibility/2006" xmlns:mo="http://schemas.microsoft.com/office/mac/office/2008/main" xmlns:mv="urn:schemas-microsoft-com:mac:vml" xmlns:o="urn:schemas-microsoft-com:office:office" xmlns:r="http://schemas.openxmlformats.org/officeDocument/2006/relationships" xmlns:v="urn:schemas-microsoft-com:vml" xmlns:w10="urn:schemas-microsoft-com:office:word" xmlns:w14="http://schemas.microsoft.com/office/word/2010/wordml" xmlns:w="http://schemas.openxmlformats.org/wordprocessingml/2006/main" xmlns:wne="http://schemas.microsoft.com/office/word/2006/wordml" xmlns:wp14="http://schemas.microsoft.com/office/word/2010/wordprocessingDrawing" xmlns:wp="http://schemas.openxmlformats.org/drawingml/2006/wordprocessingDrawing" xmlns:wpc="http://schemas.microsoft.com/office/word/2010/wordprocessingCanvas" xmlns:wpg="http://schemas.microsoft.com/office/word/2010/wordprocessingGroup" xmlns:wpi="http://schemas.microsoft.com/office/word/2010/wordprocessingInk" xmlns:wps="http://schemas.microsoft.com/office/word/2010/wordprocessingShape" mc:Ignorable="w14 wp14">
+  <w:p>
+    <w:pPr>
+      <w:pStyle w:val="Footer"/>
+      <w:jc w:val="center"/>
+    </w:pPr>
+    <w:r>
+      <w:rPr>
+        <w:rFonts w:ascii="Segoe UI" w:hAnsi="Segoe UI"/>
+        <w:color w:val="94A3B8"/>
+        <w:sz w:val="17"/>
+      </w:rPr>
+      <w:t>Jaipur Engineering College and Research Centre (JECRC), Jaipur • Department of CSE (AI)</w:t>
+    </w:r>
+  </w:p>
+</w:ftr>
+</file>
+
+<file path=word/header1.xml><?xml version="1.0" encoding="utf-8"?>
+<w:hdr xmlns:m="http://schemas.openxmlformats.org/officeDocument/2006/math" xmlns:mc="http://schemas.openxmlformats.org/markup-compatibility/2006" xmlns:mo="http://schemas.microsoft.com/office/mac/office/2008/main" xmlns:mv="urn:schemas-microsoft-com:mac:vml" xmlns:o="urn:schemas-microsoft-com:office:office" xmlns:r="http://schemas.openxmlformats.org/officeDocument/2006/relationships" xmlns:v="urn:schemas-microsoft-com:vml" xmlns:w10="urn:schemas-microsoft-com:office:word" xmlns:w14="http://schemas.microsoft.com/office/word/2010/wordml" xmlns:w="http://schemas.openxmlformats.org/wordprocessingml/2006/main" xmlns:wne="http://schemas.microsoft.com/office/word/2006/wordml" xmlns:wp14="http://schemas.microsoft.com/office/word/2010/wordprocessingDrawing" xmlns:wp="http://schemas.openxmlformats.org/drawingml/2006/wordprocessingDrawing" xmlns:wpc="http://schemas.microsoft.com/office/word/2010/wordprocessingCanvas" xmlns:wpg="http://schemas.microsoft.com/office/word/2010/wordprocessingGroup" xmlns:wpi="http://schemas.microsoft.com/office/word/2010/wordprocessingInk" xmlns:wps="http://schemas.microsoft.com/office/word/2010/wordprocessingShape" mc:Ignorable="w14 wp14">
+  <w:p>
+    <w:pPr>
+      <w:pStyle w:val="Header"/>
+      <w:jc w:val="right"/>
+    </w:pPr>
+    <w:r>
+      <w:rPr>
+        <w:rFonts w:ascii="Segoe UI" w:hAnsi="Segoe UI"/>
+        <w:color w:val="94A3B8"/>
+        <w:sz w:val="17"/>
+      </w:rPr>
+      <w:t>JECRC StaffNet | Project Synopsis</w:t>
+    </w:r>
+  </w:p>
+</w:hdr>
 </file>
 
 <file path=word/numbering.xml><?xml version="1.0" encoding="utf-8"?>

--- a/docs/Project_Synopsis.docx
+++ b/docs/Project_Synopsis.docx
@@ -23,7 +23,7 @@
           <w:color w:val="475569"/>
           <w:sz w:val="26"/>
         </w:rPr>
-        <w:t>JECRC StaffNet: Campus Intranet Faculty Information &amp; Official Circular Distribution System</w:t>
+        <w:t>JECRC StaffNet: Department-Isolated &amp; Central Circular Distribution System</w:t>
         <w:br/>
       </w:r>
       <w:r>
@@ -330,7 +330,7 @@
           <w:color w:val="334155"/>
           <w:sz w:val="20"/>
         </w:rPr>
-        <w:t>In higher-educational institutions such as Jaipur Engineering College and Research Centre (JECRC), effective communication among faculty members, Heads of Departments (HODs), the Examination Cell, Lab Incharges, and the Principal's Secretariat is paramount. Traditional communication methods (physical paper circulars and informal WhatsApp groups) suffer from critical vulnerabilities: lost notifications, confidentiality breaches, distraction, and dependency on commercial third-party cloud infrastructure. JECRC StaffNet provides a dedicated, 100% offline-capable campus intranet portal that formalizes official information dissemination, circular broadcasts, and academic document sharing.</w:t>
+        <w:t>JECRC StaffNet is an institutional intranet communication system engineered for college academic administration. Unlike generic public chat applications, StaffNet establishes a hierarchical and department-partitioned notice distribution model: each academic department possesses its own isolated Notice Board visible only to that department's faculty, while a Central Main Notice Board connects all departments for college-wide directives posted strictly by the Principal and Heads of Departments (HODs).</w:t>
       </w:r>
     </w:p>
     <w:p>
@@ -354,13 +354,7 @@
           <w:color w:val="334155"/>
           <w:sz w:val="20"/>
         </w:rPr>
-        <w:t>Colleges face three primary challenges in staff communication:</w:t>
-        <w:br/>
-        <w:t>• Notice Dispersion &amp; Lost Updates: Important notices regarding exam duty rosters, syllabus completion, and NAAC/NBA reviews get buried under informal chat threads.</w:t>
-        <w:br/>
-        <w:t>• Offline Resilience: When internet connectivity drops during severe weather or network maintenance, cloud-based applications (Slack, WhatsApp, Gmail) become unreachable.</w:t>
-        <w:br/>
-        <w:t>• Institutional Confidentiality: Internal examination question paper drafts, mark sheets, and minutes of meetings should not reside on public external cloud servers.</w:t>
+        <w:t>In college campuses, broadcast spam and privacy breaches occur when all staff share a single unorganized chat stream. Confidential departmental discussions (e.g., IT department lab scheduling, CSE internal exam papers) must remain strictly within that department, while college-wide circulars must be protected from unauthorized broadcast spam by restricting campus-wide postings to executive authorities (Principal &amp; HODs).</w:t>
       </w:r>
     </w:p>
     <w:p>
@@ -371,7 +365,7 @@
           <w:color w:val="1E3A8A"/>
           <w:sz w:val="24"/>
         </w:rPr>
-        <w:t>3. Core Objectives</w:t>
+        <w:t>3. Core Objectives &amp; Architectural Highlights</w:t>
       </w:r>
     </w:p>
     <w:p>
@@ -384,15 +378,15 @@
           <w:color w:val="334155"/>
           <w:sz w:val="20"/>
         </w:rPr>
-        <w:t>• Develop an offline-first TCP/IP socket client-server infrastructure running over the college campus LAN.</w:t>
+        <w:t>• Department-Isolated Notice Boards: Users belonging to Information Technology, Computer Science &amp; AI, AI &amp; Data Science, or Examination Cell only access their respective departmental notice board.</w:t>
         <w:br/>
-        <w:t>• Provide categorized institutional notice broadcasting: 🚨 Urgent Directives, 📋 Meeting Notices/MoM, 📝 Exam Duty &amp; Academic Notices, 🔬 Lab Infrastructure, and 📢 General Circulars.</w:t>
+        <w:t>• Authority-Governed Main Notice Board: A common college-wide channel visible to all staff, with broadcast and document posting restricted exclusively to the Principal and HODs (faculty access in read-only mode).</w:t>
         <w:br/>
-        <w:t>• Support confidential 1-to-1 faculty memos with detachable pop-out windows for focused multi-tasking.</w:t>
+        <w:t>• Confidential Faculty Memos: 1-to-1 secure staff channels with detachable pop-out windows.</w:t>
         <w:br/>
-        <w:t>• Implement zero-cloud academic file dispatch (PDF circulars, PPT lecture decks, DOCX rosters, XLSX grade registers) with automatic archive downloads.</w:t>
+        <w:t>• Offline Academic Document Sharing: Direct TCP socket streaming of PDF circulars, PPT slides, and DOCX rosters without cloud uploads.</w:t>
         <w:br/>
-        <w:t>• Ensure enterprise-grade authentication with SHA-256 password hashing and MySQL 8.0 JDBC audit persistence.</w:t>
+        <w:t>• Institutional Security: MySQL 8.0 JDBC persistence with SHA-256 password hashing and role-based access control.</w:t>
       </w:r>
     </w:p>
     <w:p>
@@ -403,7 +397,7 @@
           <w:color w:val="1E3A8A"/>
           <w:sz w:val="24"/>
         </w:rPr>
-        <w:t>4. System Architecture &amp; Technologies</w:t>
+        <w:t>4. Technologies Employed</w:t>
       </w:r>
     </w:p>
     <w:p>
@@ -416,39 +410,15 @@
           <w:color w:val="334155"/>
           <w:sz w:val="20"/>
         </w:rPr>
-        <w:t>• Core Platform: Pure Java Standard Edition (JDK 25) with zero third-party framework overhead.</w:t>
+        <w:t>• Core Java: Standard Edition JDK 25</w:t>
         <w:br/>
-        <w:t>• Networking Engine: java.net.ServerSocket &amp; java.net.Socket over TCP port 12345 with non-blocking worker threads.</w:t>
+        <w:t>• Network Layer: java.net.ServerSocket &amp; java.net.Socket on TCP Port 12345</w:t>
         <w:br/>
-        <w:t>• Concurrency: java.util.concurrent.ExecutorService thread pooling with ConcurrentHashMap session tracking.</w:t>
+        <w:t>• Concurrency: java.util.concurrent.ExecutorService &amp; ConcurrentHashMap</w:t>
         <w:br/>
-        <w:t>• Graphical User Interface: Java Swing with HTML/CSS rendering via JEditorPane for presentation-grade notice cards.</w:t>
+        <w:t>• Graphical UI: Java Swing with HTML/CSS JEditorPane card rendering</w:t>
         <w:br/>
-        <w:t>• Database Layer: MySQL 8.0 Community Server accessed via Connector/J 9.7.0 JDBC driver using PreparedStatements.</w:t>
-      </w:r>
-    </w:p>
-    <w:p>
-      <w:r>
-        <w:rPr>
-          <w:rFonts w:ascii="Segoe UI" w:hAnsi="Segoe UI"/>
-          <w:b/>
-          <w:color w:val="1E3A8A"/>
-          <w:sz w:val="24"/>
-        </w:rPr>
-        <w:t>5. Expected Institutional Impact</w:t>
-      </w:r>
-    </w:p>
-    <w:p>
-      <w:pPr>
-        <w:spacing w:line="276" w:lineRule="auto"/>
-      </w:pPr>
-      <w:r>
-        <w:rPr>
-          <w:rFonts w:ascii="Segoe UI" w:hAnsi="Segoe UI"/>
-          <w:color w:val="334155"/>
-          <w:sz w:val="20"/>
-        </w:rPr>
-        <w:t>JECRC StaffNet delivers a sustainable, paperless campus communication pipeline that protects institutional privacy, guarantees zero downtime during internet outages, and ensures prompt faculty compliance with urgent administrative directives.</w:t>
+        <w:t>• Database: MySQL Community Server 8.0 with Connector/J 9.7.0</w:t>
       </w:r>
     </w:p>
     <w:sectPr>

--- a/docs/Project_Synopsis.docx
+++ b/docs/Project_Synopsis.docx
@@ -4,35 +4,113 @@
   <w:body>
     <w:p>
       <w:pPr>
+        <w:spacing w:after="40"/>
         <w:jc w:val="center"/>
       </w:pPr>
       <w:r>
         <w:rPr>
-          <w:rFonts w:ascii="Segoe UI" w:hAnsi="Segoe UI"/>
+          <w:rFonts w:ascii="Times New Roman" w:hAnsi="Times New Roman"/>
           <w:b/>
-          <w:color w:val="1E3A8A"/>
-          <w:sz w:val="40"/>
+          <w:i w:val="0"/>
+          <w:color w:val="000000"/>
+          <w:sz w:val="30"/>
         </w:rPr>
-        <w:t>PROJECT SYNOPSIS</w:t>
+        <w:t>A</w:t>
         <w:br/>
       </w:r>
       <w:r>
         <w:rPr>
-          <w:rFonts w:ascii="Segoe UI" w:hAnsi="Segoe UI"/>
+          <w:rFonts w:ascii="Times New Roman" w:hAnsi="Times New Roman"/>
           <w:b/>
-          <w:color w:val="475569"/>
-          <w:sz w:val="26"/>
+          <w:i w:val="0"/>
+          <w:color w:val="000000"/>
+          <w:sz w:val="34"/>
         </w:rPr>
-        <w:t>JECRC StaffNet: Department-Isolated &amp; Central Circular Distribution System</w:t>
+        <w:t>Project</w:t>
+        <w:br/>
+        <w:t>SYNOPSIS</w:t>
+        <w:br/>
+        <w:t>Of</w:t>
         <w:br/>
       </w:r>
       <w:r>
         <w:rPr>
-          <w:rFonts w:ascii="Segoe UI" w:hAnsi="Segoe UI"/>
-          <w:color w:val="64748B"/>
-          <w:sz w:val="20"/>
+          <w:rFonts w:ascii="Times New Roman" w:hAnsi="Times New Roman"/>
+          <w:b/>
+          <w:i w:val="0"/>
+          <w:color w:val="0A285F"/>
+          <w:sz w:val="30"/>
         </w:rPr>
-        <w:t>Advanced Java Lab (B.Tech 3rd Year CSE-AI • Academic Session 2026-27)</w:t>
+        <w:t>MULTI-THREADED CLIENT-SERVER CHAT APPLICATION USING JAVA SOCKETS, SWING, AND MYSQL</w:t>
+        <w:br/>
+        <w:br/>
+      </w:r>
+      <w:r>
+        <w:rPr>
+          <w:rFonts w:ascii="Times New Roman" w:hAnsi="Times New Roman"/>
+          <w:b w:val="0"/>
+          <w:i/>
+          <w:color w:val="000000"/>
+          <w:sz w:val="23"/>
+        </w:rPr>
+        <w:t>Submitted in partial fulfillment for the award of degree of</w:t>
+        <w:br/>
+      </w:r>
+      <w:r>
+        <w:rPr>
+          <w:rFonts w:ascii="Times New Roman" w:hAnsi="Times New Roman"/>
+          <w:b/>
+          <w:i w:val="0"/>
+          <w:color w:val="000000"/>
+          <w:sz w:val="27"/>
+        </w:rPr>
+        <w:t>Bachelor of Technology</w:t>
+        <w:br/>
+      </w:r>
+      <w:r>
+        <w:rPr>
+          <w:rFonts w:ascii="Times New Roman" w:hAnsi="Times New Roman"/>
+          <w:b w:val="0"/>
+          <w:i/>
+          <w:color w:val="000000"/>
+          <w:sz w:val="23"/>
+        </w:rPr>
+        <w:t>Degree Of</w:t>
+        <w:br/>
+      </w:r>
+      <w:r>
+        <w:rPr>
+          <w:rFonts w:ascii="Times New Roman" w:hAnsi="Times New Roman"/>
+          <w:b/>
+          <w:i w:val="0"/>
+          <w:color w:val="000000"/>
+          <w:sz w:val="27"/>
+        </w:rPr>
+        <w:t>Rajasthan Technical University, KOTA</w:t>
+        <w:br/>
+        <w:br/>
+      </w:r>
+      <w:r>
+        <w:rPr>
+          <w:rFonts w:ascii="Times New Roman" w:hAnsi="Times New Roman"/>
+          <w:b/>
+          <w:i w:val="0"/>
+          <w:color w:val="0A285F"/>
+          <w:sz w:val="27"/>
+        </w:rPr>
+        <w:t>JAIPUR ENGINEERING COLLEGE AND RESEARCH CENTRE</w:t>
+        <w:br/>
+      </w:r>
+      <w:r>
+        <w:rPr>
+          <w:rFonts w:ascii="Times New Roman" w:hAnsi="Times New Roman"/>
+          <w:b/>
+          <w:i w:val="0"/>
+          <w:color w:val="000000"/>
+          <w:sz w:val="25"/>
+        </w:rPr>
+        <w:t>2026-2027</w:t>
+        <w:br/>
         <w:br/>
       </w:r>
     </w:p>
@@ -40,269 +118,83 @@
       <w:tblPr>
         <w:tblW w:type="auto" w:w="0"/>
         <w:jc w:val="center"/>
+        <w:tblLayout w:type="fixed"/>
         <w:tblLook w:firstColumn="1" w:firstRow="1" w:lastColumn="0" w:lastRow="0" w:noHBand="0" w:noVBand="1" w:val="04A0"/>
       </w:tblPr>
       <w:tblGrid>
-        <w:gridCol w:w="3216"/>
-        <w:gridCol w:w="3216"/>
-        <w:gridCol w:w="3216"/>
+        <w:gridCol w:w="4824"/>
+        <w:gridCol w:w="4824"/>
       </w:tblGrid>
       <w:tr>
         <w:tc>
           <w:tcPr>
-            <w:tcW w:type="dxa" w:w="3216"/>
-            <w:shd w:fill="1E3A8A"/>
+            <w:tcW w:type="dxa" w:w="4752"/>
           </w:tcPr>
           <w:p>
+            <w:pPr>
+              <w:jc w:val="left"/>
+            </w:pPr>
             <w:r>
               <w:rPr>
-                <w:rFonts w:ascii="Segoe UI" w:hAnsi="Segoe UI"/>
+                <w:rFonts w:ascii="Times New Roman" w:hAnsi="Times New Roman"/>
                 <w:b/>
-                <w:color w:val="FFFFFF"/>
+                <w:i w:val="0"/>
+                <w:color w:val="000000"/>
+                <w:sz w:val="23"/>
               </w:rPr>
-              <w:t>Roll Number</w:t>
+              <w:t>Submitted By:</w:t>
+              <w:br/>
+            </w:r>
+            <w:r>
+              <w:rPr>
+                <w:rFonts w:ascii="Times New Roman" w:hAnsi="Times New Roman"/>
+                <w:b w:val="0"/>
+                <w:i w:val="0"/>
+                <w:color w:val="000000"/>
+                <w:sz w:val="22"/>
+              </w:rPr>
+              <w:t>Abhinav Batra (24EJCCA009)</w:t>
+              <w:br/>
+              <w:t>Amit Kumar (24EJCCA027)</w:t>
+              <w:br/>
+              <w:t>Anand Gaur (24EJCCA030)</w:t>
+              <w:br/>
+              <w:t>Abhishek Sihag (24EJCCA012)</w:t>
             </w:r>
           </w:p>
         </w:tc>
         <w:tc>
           <w:tcPr>
-            <w:tcW w:type="dxa" w:w="3216"/>
-            <w:shd w:fill="1E3A8A"/>
-          </w:tcPr>
-          <w:p>
-            <w:r>
-              <w:rPr>
-                <w:rFonts w:ascii="Segoe UI" w:hAnsi="Segoe UI"/>
-                <w:b/>
-                <w:color w:val="FFFFFF"/>
-              </w:rPr>
-              <w:t>Student Name</w:t>
-            </w:r>
-          </w:p>
-        </w:tc>
-        <w:tc>
-          <w:tcPr>
-            <w:tcW w:type="dxa" w:w="3216"/>
-            <w:shd w:fill="1E3A8A"/>
-          </w:tcPr>
-          <w:p>
-            <w:r>
-              <w:rPr>
-                <w:rFonts w:ascii="Segoe UI" w:hAnsi="Segoe UI"/>
-                <w:b/>
-                <w:color w:val="FFFFFF"/>
-              </w:rPr>
-              <w:t>Class &amp; Branch</w:t>
-            </w:r>
-          </w:p>
-        </w:tc>
-      </w:tr>
-      <w:tr>
-        <w:tc>
-          <w:tcPr>
-            <w:tcW w:type="dxa" w:w="3216"/>
-            <w:shd w:fill="F8FAFC"/>
-          </w:tcPr>
-          <w:p>
-            <w:r>
-              <w:rPr>
-                <w:rFonts w:ascii="Segoe UI" w:hAnsi="Segoe UI"/>
-                <w:sz w:val="19"/>
-              </w:rPr>
-              <w:t>24EJCCA009</w:t>
-            </w:r>
-          </w:p>
-        </w:tc>
-        <w:tc>
-          <w:tcPr>
-            <w:tcW w:type="dxa" w:w="3216"/>
-            <w:shd w:fill="F8FAFC"/>
-          </w:tcPr>
-          <w:p>
-            <w:r>
-              <w:rPr>
-                <w:rFonts w:ascii="Segoe UI" w:hAnsi="Segoe UI"/>
-                <w:sz w:val="19"/>
-              </w:rPr>
-              <w:t>Abhinav Batra</w:t>
-            </w:r>
-          </w:p>
-        </w:tc>
-        <w:tc>
-          <w:tcPr>
-            <w:tcW w:type="dxa" w:w="3216"/>
-            <w:shd w:fill="F8FAFC"/>
-          </w:tcPr>
-          <w:p>
-            <w:r>
-              <w:rPr>
-                <w:rFonts w:ascii="Segoe UI" w:hAnsi="Segoe UI"/>
-                <w:sz w:val="19"/>
-              </w:rPr>
-              <w:t>3rd Year B.Tech CSE (AI)</w:t>
-            </w:r>
-          </w:p>
-        </w:tc>
-      </w:tr>
-      <w:tr>
-        <w:tc>
-          <w:tcPr>
-            <w:tcW w:type="dxa" w:w="3216"/>
-            <w:shd w:fill="FFFFFF"/>
-          </w:tcPr>
-          <w:p>
-            <w:r>
-              <w:rPr>
-                <w:rFonts w:ascii="Segoe UI" w:hAnsi="Segoe UI"/>
-                <w:sz w:val="19"/>
-              </w:rPr>
-              <w:t>24EJCCA027</w:t>
-            </w:r>
-          </w:p>
-        </w:tc>
-        <w:tc>
-          <w:tcPr>
-            <w:tcW w:type="dxa" w:w="3216"/>
-            <w:shd w:fill="FFFFFF"/>
-          </w:tcPr>
-          <w:p>
-            <w:r>
-              <w:rPr>
-                <w:rFonts w:ascii="Segoe UI" w:hAnsi="Segoe UI"/>
-                <w:sz w:val="19"/>
-              </w:rPr>
-              <w:t>Amit Kumar</w:t>
-            </w:r>
-          </w:p>
-        </w:tc>
-        <w:tc>
-          <w:tcPr>
-            <w:tcW w:type="dxa" w:w="3216"/>
-            <w:shd w:fill="FFFFFF"/>
-          </w:tcPr>
-          <w:p>
-            <w:r>
-              <w:rPr>
-                <w:rFonts w:ascii="Segoe UI" w:hAnsi="Segoe UI"/>
-                <w:sz w:val="19"/>
-              </w:rPr>
-              <w:t>3rd Year B.Tech CSE (AI)</w:t>
-            </w:r>
-          </w:p>
-        </w:tc>
-      </w:tr>
-      <w:tr>
-        <w:tc>
-          <w:tcPr>
-            <w:tcW w:type="dxa" w:w="3216"/>
-            <w:shd w:fill="F8FAFC"/>
-          </w:tcPr>
-          <w:p>
-            <w:r>
-              <w:rPr>
-                <w:rFonts w:ascii="Segoe UI" w:hAnsi="Segoe UI"/>
-                <w:sz w:val="19"/>
-              </w:rPr>
-              <w:t>24EJCCA030</w:t>
-            </w:r>
-          </w:p>
-        </w:tc>
-        <w:tc>
-          <w:tcPr>
-            <w:tcW w:type="dxa" w:w="3216"/>
-            <w:shd w:fill="F8FAFC"/>
-          </w:tcPr>
-          <w:p>
-            <w:r>
-              <w:rPr>
-                <w:rFonts w:ascii="Segoe UI" w:hAnsi="Segoe UI"/>
-                <w:sz w:val="19"/>
-              </w:rPr>
-              <w:t>Anand Gaur</w:t>
-            </w:r>
-          </w:p>
-        </w:tc>
-        <w:tc>
-          <w:tcPr>
-            <w:tcW w:type="dxa" w:w="3216"/>
-            <w:shd w:fill="F8FAFC"/>
-          </w:tcPr>
-          <w:p>
-            <w:r>
-              <w:rPr>
-                <w:rFonts w:ascii="Segoe UI" w:hAnsi="Segoe UI"/>
-                <w:sz w:val="19"/>
-              </w:rPr>
-              <w:t>3rd Year B.Tech CSE (AI)</w:t>
-            </w:r>
-          </w:p>
-        </w:tc>
-      </w:tr>
-      <w:tr>
-        <w:tc>
-          <w:tcPr>
-            <w:tcW w:type="dxa" w:w="3216"/>
-            <w:shd w:fill="FFFFFF"/>
-          </w:tcPr>
-          <w:p>
-            <w:r>
-              <w:rPr>
-                <w:rFonts w:ascii="Segoe UI" w:hAnsi="Segoe UI"/>
-                <w:sz w:val="19"/>
-              </w:rPr>
-              <w:t>24EJCCA012</w:t>
-            </w:r>
-          </w:p>
-        </w:tc>
-        <w:tc>
-          <w:tcPr>
-            <w:tcW w:type="dxa" w:w="3216"/>
-            <w:shd w:fill="FFFFFF"/>
-          </w:tcPr>
-          <w:p>
-            <w:r>
-              <w:rPr>
-                <w:rFonts w:ascii="Segoe UI" w:hAnsi="Segoe UI"/>
-                <w:sz w:val="19"/>
-              </w:rPr>
-              <w:t>Abhishek Sihag</w:t>
-            </w:r>
-          </w:p>
-        </w:tc>
-        <w:tc>
-          <w:tcPr>
-            <w:tcW w:type="dxa" w:w="3216"/>
-            <w:shd w:fill="FFFFFF"/>
-          </w:tcPr>
-          <w:p>
-            <w:r>
-              <w:rPr>
-                <w:rFonts w:ascii="Segoe UI" w:hAnsi="Segoe UI"/>
-                <w:sz w:val="19"/>
-              </w:rPr>
-              <w:t>3rd Year B.Tech CSE (AI)</w:t>
-            </w:r>
-          </w:p>
-        </w:tc>
-      </w:tr>
-      <w:tr>
-        <w:tc>
-          <w:tcPr>
-            <w:tcW w:type="dxa" w:w="9648"/>
-            <w:gridSpan w:val="3"/>
-            <w:shd w:fill="EEF2FF"/>
+            <w:tcW w:type="dxa" w:w="4464"/>
           </w:tcPr>
           <w:p>
             <w:pPr>
-              <w:jc w:val="center"/>
+              <w:jc w:val="right"/>
             </w:pPr>
             <w:r>
               <w:rPr>
-                <w:rFonts w:ascii="Segoe UI" w:hAnsi="Segoe UI"/>
+                <w:rFonts w:ascii="Times New Roman" w:hAnsi="Times New Roman"/>
                 <w:b/>
-                <w:color w:val="1E3A8A"/>
+                <w:i w:val="0"/>
+                <w:color w:val="000000"/>
+                <w:sz w:val="23"/>
               </w:rPr>
-              <w:t>Project Guide: Ms. Mona Nagar (Assistant Professor, Department of CSE)</w:t>
+              <w:t>Project Guide:</w:t>
+              <w:br/>
+            </w:r>
+            <w:r>
+              <w:rPr>
+                <w:rFonts w:ascii="Times New Roman" w:hAnsi="Times New Roman"/>
+                <w:b w:val="0"/>
+                <w:i w:val="0"/>
+                <w:color w:val="000000"/>
+                <w:sz w:val="22"/>
+              </w:rPr>
+              <w:t>Ms. Shivani Laddha</w:t>
+              <w:br/>
+              <w:t>Assistant Professor</w:t>
+              <w:br/>
+              <w:t>Dept. of CSE (AI)</w:t>
             </w:r>
           </w:p>
         </w:tc>
@@ -310,165 +202,530 @@
     </w:tbl>
     <w:p/>
     <w:p>
+      <w:pPr>
+        <w:jc w:val="center"/>
+      </w:pPr>
       <w:r>
         <w:rPr>
-          <w:rFonts w:ascii="Segoe UI" w:hAnsi="Segoe UI"/>
+          <w:rFonts w:ascii="Times New Roman" w:hAnsi="Times New Roman"/>
           <w:b/>
-          <w:color w:val="1E3A8A"/>
-          <w:sz w:val="24"/>
+          <w:i w:val="0"/>
+          <w:color w:val="0A285F"/>
+          <w:sz w:val="23"/>
         </w:rPr>
-        <w:t>1. Introduction &amp; Context</w:t>
+        <w:t>DEPARTMENT OF</w:t>
+        <w:br/>
+        <w:t>COMPUTER SCIENCE &amp; ENGINEERING (ARTIFICIAL INTELLIGENCE)</w:t>
+        <w:br/>
+      </w:r>
+      <w:r>
+        <w:rPr>
+          <w:rFonts w:ascii="Times New Roman" w:hAnsi="Times New Roman"/>
+          <w:b/>
+          <w:i w:val="0"/>
+          <w:color w:val="000000"/>
+          <w:sz w:val="23"/>
+        </w:rPr>
+        <w:t>JAIPUR ENGINEERING COLLEGE AND RESEARCH CENTRE</w:t>
+        <w:br/>
+      </w:r>
+      <w:r>
+        <w:rPr>
+          <w:rFonts w:ascii="Times New Roman" w:hAnsi="Times New Roman"/>
+          <w:b w:val="0"/>
+          <w:i/>
+          <w:color w:val="000000"/>
+          <w:sz w:val="19"/>
+        </w:rPr>
+        <w:t>Shri Ram ki Nangal, via Sitapura RIICO, Tonk Road, Sukhpuria, Bambala, Jaipur, Rajasthan</w:t>
+      </w:r>
+    </w:p>
+    <w:p>
+      <w:r>
+        <w:br w:type="page"/>
       </w:r>
     </w:p>
     <w:p>
       <w:pPr>
-        <w:spacing w:line="276" w:lineRule="auto"/>
+        <w:jc w:val="center"/>
       </w:pPr>
       <w:r>
         <w:rPr>
-          <w:rFonts w:ascii="Segoe UI" w:hAnsi="Segoe UI"/>
-          <w:color w:val="334155"/>
-          <w:sz w:val="20"/>
+          <w:rFonts w:ascii="Times New Roman" w:hAnsi="Times New Roman"/>
+          <w:b/>
+          <w:i w:val="0"/>
+          <w:color w:val="0A285F"/>
+          <w:sz w:val="36"/>
         </w:rPr>
-        <w:t>JECRC StaffNet is an institutional intranet communication system engineered for college academic administration. Unlike generic public chat applications, StaffNet establishes a hierarchical and department-partitioned notice distribution model: each academic department possesses its own isolated Notice Board visible only to that department's faculty, while a Central Main Notice Board connects all departments for college-wide directives posted strictly by the Principal and Heads of Departments (HODs).</w:t>
+        <w:t>ABSTRACT</w:t>
+        <w:br/>
+      </w:r>
+    </w:p>
+    <w:p>
+      <w:pPr>
+        <w:spacing w:line="276" w:lineRule="auto" w:after="240"/>
+        <w:jc w:val="both"/>
+      </w:pPr>
+      <w:r>
+        <w:rPr>
+          <w:rFonts w:ascii="Times New Roman" w:hAnsi="Times New Roman"/>
+          <w:b w:val="0"/>
+          <w:i w:val="0"/>
+          <w:color w:val="000000"/>
+          <w:sz w:val="24"/>
+        </w:rPr>
+        <w:t>In modern distributed computing and collaborative environments, real-time peer-to-peer and group communication platforms form the backbone of organizational productivity. This project, titled 'Multi-Threaded Client-Server Chat Application', presents a robust, full-duplex communication system engineered in Core Java (JDK 25) leveraging standard TCP networking (java.net.Socket and java.net.ServerSocket), high-throughput concurrency utilities (java.util.concurrent.ExecutorService), graphical user interface design (Java Swing), and relational persistence through JDBC and MySQL 8.0.</w:t>
+        <w:br/>
+        <w:br/>
+        <w:t>The architecture incorporates a centralized multi-threaded server capable of handling multiple client connections simultaneously without performance degradation or thread exhaustion through an elastic cached thread pool. The client application offers a modern, responsive graphical interface built with Java Swing, featuring an authentication screen, a real-time active contact roster with visual online indicators, and a multi-mode messaging pane that seamlessly toggles between global broadcast communication and private peer-to-peer dialogues. Security is enforced through SHA-256 cryptographic password hashing, while comprehensive chat histories and user registrations are persisted into an ACID-compliant MySQL database. All network socket I/O is decoupled from the Swing Event Dispatch Thread (EDT), guaranteeing fluid, zero-latency user interactions. This project comprehensively demonstrates practical applications of socket programming, multithreading synchronization, relational database integration, and UI event-driven design.</w:t>
+      </w:r>
+    </w:p>
+    <w:p>
+      <w:r>
+        <w:br w:type="page"/>
+      </w:r>
+    </w:p>
+    <w:p>
+      <w:pPr>
+        <w:jc w:val="center"/>
+      </w:pPr>
+      <w:r>
+        <w:rPr>
+          <w:rFonts w:ascii="Times New Roman" w:hAnsi="Times New Roman"/>
+          <w:b/>
+          <w:i w:val="0"/>
+          <w:color w:val="0A285F"/>
+          <w:sz w:val="36"/>
+        </w:rPr>
+        <w:t>INTRODUCTION</w:t>
+        <w:br/>
+      </w:r>
+    </w:p>
+    <w:p>
+      <w:pPr>
+        <w:spacing w:after="80"/>
+        <w:jc w:val="both"/>
+      </w:pPr>
+      <w:r>
+        <w:rPr>
+          <w:rFonts w:ascii="Times New Roman" w:hAnsi="Times New Roman"/>
+          <w:b/>
+          <w:i w:val="0"/>
+          <w:color w:val="14326E"/>
+          <w:sz w:val="24"/>
+        </w:rPr>
+        <w:t xml:space="preserve">• Problem Statement: </w:t>
+      </w:r>
+      <w:r>
+        <w:rPr>
+          <w:rFonts w:ascii="Times New Roman" w:hAnsi="Times New Roman"/>
+          <w:b w:val="0"/>
+          <w:i w:val="0"/>
+          <w:color w:val="000000"/>
+          <w:sz w:val="23"/>
+        </w:rPr>
+        <w:t>Traditional desktop messaging applications frequently suffer from rigid, single-threaded architectures that lock up the user interface during active network operations, lack secure authentication, and lose historical conversation context upon disconnection. Furthermore, many educational networking systems fail to bridge the gap between low-level socket primitives and high-level relational data persistence. There is a need for a modular, responsive, and persistent multi-threaded client-server messaging application built using pure core Java standards.</w:t>
+      </w:r>
+    </w:p>
+    <w:p>
+      <w:pPr>
+        <w:spacing w:after="80"/>
+        <w:jc w:val="both"/>
+      </w:pPr>
+      <w:r>
+        <w:rPr>
+          <w:rFonts w:ascii="Times New Roman" w:hAnsi="Times New Roman"/>
+          <w:b/>
+          <w:i w:val="0"/>
+          <w:color w:val="14326E"/>
+          <w:sz w:val="24"/>
+        </w:rPr>
+        <w:t xml:space="preserve">• Scope of the Project: </w:t>
+      </w:r>
+      <w:r>
+        <w:rPr>
+          <w:rFonts w:ascii="Times New Roman" w:hAnsi="Times New Roman"/>
+          <w:b w:val="0"/>
+          <w:i w:val="0"/>
+          <w:color w:val="000000"/>
+          <w:sz w:val="23"/>
+        </w:rPr>
+        <w:t>The project encompasses a complete end-to-end communication system that operates over local area networks (LAN) or the Internet using standard TCP/IP protocols. Its operational scope includes user account registration, secure login with one-way cryptographic hashing, real-time presence detection, bi-directional message dispatching (group broadcast and private 1-to-1), chronological chat history loading from an ACID-compliant database, and graceful teardown upon client exit.</w:t>
+      </w:r>
+    </w:p>
+    <w:p>
+      <w:pPr>
+        <w:spacing w:after="80"/>
+        <w:jc w:val="both"/>
+      </w:pPr>
+      <w:r>
+        <w:rPr>
+          <w:rFonts w:ascii="Times New Roman" w:hAnsi="Times New Roman"/>
+          <w:b/>
+          <w:i w:val="0"/>
+          <w:color w:val="14326E"/>
+          <w:sz w:val="24"/>
+        </w:rPr>
+        <w:t xml:space="preserve">• Technologies Used: </w:t>
+      </w:r>
+      <w:r>
+        <w:rPr>
+          <w:rFonts w:ascii="Times New Roman" w:hAnsi="Times New Roman"/>
+          <w:b w:val="0"/>
+          <w:i w:val="0"/>
+          <w:color w:val="000000"/>
+          <w:sz w:val="23"/>
+        </w:rPr>
+        <w:t>• Programming Language &amp; Runtime: Core Java (OpenJDK 25)</w:t>
+        <w:br/>
+        <w:t>• Networking Library: java.net (Socket, ServerSocket) using custom text-based delimiter protocol</w:t>
+        <w:br/>
+        <w:t>• Multithreading &amp; Concurrency: java.util.concurrent (ExecutorService, ConcurrentHashMap)</w:t>
+        <w:br/>
+        <w:t>• Graphical User Interface: Java Swing (JFrame, CardLayout, JTextPane, JList, JSplitPane, EDT)</w:t>
+        <w:br/>
+        <w:t>• Persistence &amp; Database: MySQL 8.0 via MySQL Connector/J 9.7.0 (JDBC PreparedStatement)</w:t>
+        <w:br/>
+        <w:t>• Security: java.security.MessageDigest (SHA-256 Hashing)</w:t>
+      </w:r>
+    </w:p>
+    <w:p>
+      <w:pPr>
+        <w:spacing w:after="80"/>
+        <w:jc w:val="both"/>
+      </w:pPr>
+      <w:r>
+        <w:rPr>
+          <w:rFonts w:ascii="Times New Roman" w:hAnsi="Times New Roman"/>
+          <w:b/>
+          <w:i w:val="0"/>
+          <w:color w:val="14326E"/>
+          <w:sz w:val="24"/>
+        </w:rPr>
+        <w:t xml:space="preserve">• Methodology: </w:t>
+      </w:r>
+      <w:r>
+        <w:rPr>
+          <w:rFonts w:ascii="Times New Roman" w:hAnsi="Times New Roman"/>
+          <w:b w:val="0"/>
+          <w:i w:val="0"/>
+          <w:color w:val="000000"/>
+          <w:sz w:val="23"/>
+        </w:rPr>
+        <w:t>The system is built upon a layered Client-Server Architecture. The Server listens continuously on a designated TCP port (12345) and delegates each incoming client socket to a managed worker thread inside an ExecutorService. Thread safety is guaranteed by storing active client streams in a ConcurrentHashMap. On the client side, network listening is segregated onto a background daemon thread, while GUI updates are dispatched strictly onto the Swing Event Dispatch Thread (EDT) via SwingUtilities.invokeLater() to ensure non-blocking UI behavior.</w:t>
+      </w:r>
+    </w:p>
+    <w:p>
+      <w:pPr>
+        <w:spacing w:after="80"/>
+        <w:jc w:val="both"/>
+      </w:pPr>
+      <w:r>
+        <w:rPr>
+          <w:rFonts w:ascii="Times New Roman" w:hAnsi="Times New Roman"/>
+          <w:b/>
+          <w:i w:val="0"/>
+          <w:color w:val="14326E"/>
+          <w:sz w:val="24"/>
+        </w:rPr>
+        <w:t xml:space="preserve">• Expected Outcome: </w:t>
+      </w:r>
+      <w:r>
+        <w:rPr>
+          <w:rFonts w:ascii="Times New Roman" w:hAnsi="Times New Roman"/>
+          <w:b w:val="0"/>
+          <w:i w:val="0"/>
+          <w:color w:val="000000"/>
+          <w:sz w:val="23"/>
+        </w:rPr>
+        <w:t>A high-performance, fault-tolerant desktop chat platform capable of sustaining concurrent user sessions, maintaining zero GUI freezes during intensive message broadcasts, securely authenticating users without plain-text vulnerability, and reliably persisting and restoring historical dialogues from MySQL.</w:t>
+      </w:r>
+    </w:p>
+    <w:p>
+      <w:pPr>
+        <w:spacing w:after="80"/>
+        <w:jc w:val="both"/>
+      </w:pPr>
+      <w:r>
+        <w:rPr>
+          <w:rFonts w:ascii="Times New Roman" w:hAnsi="Times New Roman"/>
+          <w:b/>
+          <w:i w:val="0"/>
+          <w:color w:val="14326E"/>
+          <w:sz w:val="24"/>
+        </w:rPr>
+        <w:t xml:space="preserve">• Applications of Project: </w:t>
+      </w:r>
+      <w:r>
+        <w:rPr>
+          <w:rFonts w:ascii="Times New Roman" w:hAnsi="Times New Roman"/>
+          <w:b w:val="0"/>
+          <w:i w:val="0"/>
+          <w:color w:val="000000"/>
+          <w:sz w:val="23"/>
+        </w:rPr>
+        <w:t>• Internal Enterprise Communication: Secure, lightweight communication within university or corporate intranets.</w:t>
+        <w:br/>
+        <w:t>• Collaborative Learning Environments: Real-time discussion rooms for educational labs and classrooms.</w:t>
+        <w:br/>
+        <w:t>• Reference Architecture: Academic benchmark demonstrating core multithreading, sockets, and JDBC integration.</w:t>
+      </w:r>
+    </w:p>
+    <w:p>
+      <w:r>
+        <w:br w:type="page"/>
+      </w:r>
+    </w:p>
+    <w:p>
+      <w:pPr>
+        <w:jc w:val="center"/>
+      </w:pPr>
+      <w:r>
+        <w:rPr>
+          <w:rFonts w:ascii="Times New Roman" w:hAnsi="Times New Roman"/>
+          <w:b/>
+          <w:i w:val="0"/>
+          <w:color w:val="0A285F"/>
+          <w:sz w:val="36"/>
+        </w:rPr>
+        <w:t>CONCLUSIONS AND FUTURE ENHANCEMENTS</w:t>
+        <w:br/>
+      </w:r>
+    </w:p>
+    <w:p>
+      <w:pPr>
+        <w:jc w:val="both"/>
+      </w:pPr>
+      <w:r>
+        <w:rPr>
+          <w:rFonts w:ascii="Times New Roman" w:hAnsi="Times New Roman"/>
+          <w:b/>
+          <w:i w:val="0"/>
+          <w:color w:val="14326E"/>
+          <w:sz w:val="26"/>
+        </w:rPr>
+        <w:t>Conclusions:</w:t>
+        <w:br/>
+      </w:r>
+      <w:r>
+        <w:rPr>
+          <w:rFonts w:ascii="Times New Roman" w:hAnsi="Times New Roman"/>
+          <w:b w:val="0"/>
+          <w:i w:val="0"/>
+          <w:color w:val="000000"/>
+          <w:sz w:val="23"/>
+        </w:rPr>
+        <w:t>The development of the Multi-Threaded Client-Server Chat Application successfully demonstrates the capabilities of Core Java for distributed systems. By implementing an ExecutorService-backed thread pool, the server seamlessly manages simultaneous client sockets without incurring the hazardous overhead of unmanaged thread creation. The integration of JDBC with PreparedStatement ensures parameterized, injection-free database transactions, while SHA-256 hashing secures sensitive credentials. The Swing client maintains high responsiveness through disciplined Event Dispatch Thread (EDT) concurrency separation. Overall, the project fulfills all academic and functional requirements of a robust chat system.</w:t>
       </w:r>
     </w:p>
     <w:p>
       <w:r>
         <w:rPr>
-          <w:rFonts w:ascii="Segoe UI" w:hAnsi="Segoe UI"/>
+          <w:rFonts w:ascii="Times New Roman" w:hAnsi="Times New Roman"/>
           <w:b/>
-          <w:color w:val="1E3A8A"/>
-          <w:sz w:val="24"/>
+          <w:i w:val="0"/>
+          <w:color w:val="14326E"/>
+          <w:sz w:val="26"/>
         </w:rPr>
-        <w:t>2. Problem Statement</w:t>
+        <w:br/>
+        <w:t>Future Enhancements:</w:t>
+        <w:br/>
+      </w:r>
+      <w:r>
+        <w:rPr>
+          <w:rFonts w:ascii="Times New Roman" w:hAnsi="Times New Roman"/>
+          <w:b w:val="0"/>
+          <w:i w:val="0"/>
+          <w:color w:val="000000"/>
+          <w:sz w:val="23"/>
+        </w:rPr>
+        <w:t>1. End-to-End Encryption (E2EE): Incorporating RSA/AES hybrid cryptography to encrypt socket payload data in transit.</w:t>
+        <w:br/>
+        <w:t>2. Multimedia &amp; File Sharing: Enhancing the socket protocol with binary streaming for transferring images, audio, and documents.</w:t>
+        <w:br/>
+        <w:t>3. Voice and Video Conferencing: Implementing Java Media Framework (JMF) or WebRTC for real-time audiovisual calling.</w:t>
+        <w:br/>
+        <w:t>4. Push Notifications &amp; Read Receipts: Extending the protocol to support delivery status acknowledgments and typing indicators.</w:t>
       </w:r>
     </w:p>
     <w:p>
       <w:pPr>
-        <w:spacing w:line="276" w:lineRule="auto"/>
+        <w:spacing w:before="240"/>
+        <w:jc w:val="center"/>
       </w:pPr>
       <w:r>
         <w:rPr>
-          <w:rFonts w:ascii="Segoe UI" w:hAnsi="Segoe UI"/>
-          <w:color w:val="334155"/>
-          <w:sz w:val="20"/>
+          <w:rFonts w:ascii="Times New Roman" w:hAnsi="Times New Roman"/>
+          <w:b/>
+          <w:i/>
+          <w:color w:val="000000"/>
+          <w:sz w:val="22"/>
         </w:rPr>
-        <w:t>In college campuses, broadcast spam and privacy breaches occur when all staff share a single unorganized chat stream. Confidential departmental discussions (e.g., IT department lab scheduling, CSE internal exam papers) must remain strictly within that department, while college-wide circulars must be protected from unauthorized broadcast spam by restricting campus-wide postings to executive authorities (Principal &amp; HODs).</w:t>
+        <w:t>System Architecture &amp; Communication Flow</w:t>
+        <w:br/>
       </w:r>
     </w:p>
     <w:p>
       <w:r>
-        <w:rPr>
-          <w:rFonts w:ascii="Segoe UI" w:hAnsi="Segoe UI"/>
-          <w:b/>
-          <w:color w:val="1E3A8A"/>
-          <w:sz w:val="24"/>
-        </w:rPr>
-        <w:t>3. Core Objectives &amp; Architectural Highlights</w:t>
+        <w:drawing>
+          <wp:inline xmlns:a="http://schemas.openxmlformats.org/drawingml/2006/main" xmlns:pic="http://schemas.openxmlformats.org/drawingml/2006/picture">
+            <wp:extent cx="5303520" cy="3162813"/>
+            <wp:docPr id="1" name="Picture 1"/>
+            <wp:cNvGraphicFramePr>
+              <a:graphicFrameLocks noChangeAspect="1"/>
+            </wp:cNvGraphicFramePr>
+            <a:graphic>
+              <a:graphicData uri="http://schemas.openxmlformats.org/drawingml/2006/picture">
+                <pic:pic>
+                  <pic:nvPicPr>
+                    <pic:cNvPr id="0" name="block_diagram.png"/>
+                    <pic:cNvPicPr/>
+                  </pic:nvPicPr>
+                  <pic:blipFill>
+                    <a:blip r:embed="rId9"/>
+                    <a:stretch>
+                      <a:fillRect/>
+                    </a:stretch>
+                  </pic:blipFill>
+                  <pic:spPr>
+                    <a:xfrm>
+                      <a:off x="0" y="0"/>
+                      <a:ext cx="5303520" cy="3162813"/>
+                    </a:xfrm>
+                    <a:prstGeom prst="rect"/>
+                  </pic:spPr>
+                </pic:pic>
+              </a:graphicData>
+            </a:graphic>
+          </wp:inline>
+        </w:drawing>
+      </w:r>
+    </w:p>
+    <w:p>
+      <w:r>
+        <w:br w:type="page"/>
       </w:r>
     </w:p>
     <w:p>
       <w:pPr>
-        <w:spacing w:line="276" w:lineRule="auto"/>
+        <w:jc w:val="center"/>
       </w:pPr>
       <w:r>
         <w:rPr>
-          <w:rFonts w:ascii="Segoe UI" w:hAnsi="Segoe UI"/>
-          <w:color w:val="334155"/>
-          <w:sz w:val="20"/>
+          <w:rFonts w:ascii="Times New Roman" w:hAnsi="Times New Roman"/>
+          <w:b/>
+          <w:i w:val="0"/>
+          <w:color w:val="1464C8"/>
+          <w:sz w:val="36"/>
         </w:rPr>
-        <w:t>• Department-Isolated Notice Boards: Users belonging to Information Technology, Computer Science &amp; AI, AI &amp; Data Science, or Examination Cell only access their respective departmental notice board.</w:t>
+        <w:t>References</w:t>
         <w:br/>
-        <w:t>• Authority-Governed Main Notice Board: A common college-wide channel visible to all staff, with broadcast and document posting restricted exclusively to the Principal and HODs (faculty access in read-only mode).</w:t>
-        <w:br/>
-        <w:t>• Confidential Faculty Memos: 1-to-1 secure staff channels with detachable pop-out windows.</w:t>
-        <w:br/>
-        <w:t>• Offline Academic Document Sharing: Direct TCP socket streaming of PDF circulars, PPT slides, and DOCX rosters without cloud uploads.</w:t>
-        <w:br/>
-        <w:t>• Institutional Security: MySQL 8.0 JDBC persistence with SHA-256 password hashing and role-based access control.</w:t>
-      </w:r>
-    </w:p>
-    <w:p>
-      <w:r>
-        <w:rPr>
-          <w:rFonts w:ascii="Segoe UI" w:hAnsi="Segoe UI"/>
-          <w:b/>
-          <w:color w:val="1E3A8A"/>
-          <w:sz w:val="24"/>
-        </w:rPr>
-        <w:t>4. Technologies Employed</w:t>
       </w:r>
     </w:p>
     <w:p>
       <w:pPr>
-        <w:spacing w:line="276" w:lineRule="auto"/>
+        <w:spacing w:after="160"/>
+        <w:ind w:left="576"/>
       </w:pPr>
       <w:r>
         <w:rPr>
-          <w:rFonts w:ascii="Segoe UI" w:hAnsi="Segoe UI"/>
-          <w:color w:val="334155"/>
-          <w:sz w:val="20"/>
+          <w:rFonts w:ascii="Times New Roman" w:hAnsi="Times New Roman"/>
+          <w:b w:val="0"/>
+          <w:i w:val="0"/>
+          <w:color w:val="000000"/>
+          <w:sz w:val="22"/>
         </w:rPr>
-        <w:t>• Core Java: Standard Edition JDK 25</w:t>
-        <w:br/>
-        <w:t>• Network Layer: java.net.ServerSocket &amp; java.net.Socket on TCP Port 12345</w:t>
-        <w:br/>
-        <w:t>• Concurrency: java.util.concurrent.ExecutorService &amp; ConcurrentHashMap</w:t>
-        <w:br/>
-        <w:t>• Graphical UI: Java Swing with HTML/CSS JEditorPane card rendering</w:t>
-        <w:br/>
-        <w:t>• Database: MySQL Community Server 8.0 with Connector/J 9.7.0</w:t>
+        <w:t>[1] Herbert Schildt, 'Java: The Complete Reference', 12th Edition, McGraw-Hill Education, 2021.</w:t>
+      </w:r>
+    </w:p>
+    <w:p>
+      <w:pPr>
+        <w:spacing w:after="160"/>
+        <w:ind w:left="576"/>
+      </w:pPr>
+      <w:r>
+        <w:rPr>
+          <w:rFonts w:ascii="Times New Roman" w:hAnsi="Times New Roman"/>
+          <w:b w:val="0"/>
+          <w:i w:val="0"/>
+          <w:color w:val="000000"/>
+          <w:sz w:val="22"/>
+        </w:rPr>
+        <w:t>[2] Elliotte Rusty Harold, 'Java Network Programming: Developing Networked Applications', 4th Edition, O'Reilly Media, 2014.</w:t>
+      </w:r>
+    </w:p>
+    <w:p>
+      <w:pPr>
+        <w:spacing w:after="160"/>
+        <w:ind w:left="576"/>
+      </w:pPr>
+      <w:r>
+        <w:rPr>
+          <w:rFonts w:ascii="Times New Roman" w:hAnsi="Times New Roman"/>
+          <w:b w:val="0"/>
+          <w:i w:val="0"/>
+          <w:color w:val="000000"/>
+          <w:sz w:val="22"/>
+        </w:rPr>
+        <w:t>[3] Brian Goetz, Tim Peierls, Joshua Bloch, Joseph Bowbeer, David Holmes, Doug Lea, 'Java Concurrency in Practice', Addison-Wesley Professional, 2006.</w:t>
+      </w:r>
+    </w:p>
+    <w:p>
+      <w:pPr>
+        <w:spacing w:after="160"/>
+        <w:ind w:left="576"/>
+      </w:pPr>
+      <w:r>
+        <w:rPr>
+          <w:rFonts w:ascii="Times New Roman" w:hAnsi="Times New Roman"/>
+          <w:b w:val="0"/>
+          <w:i w:val="0"/>
+          <w:color w:val="000000"/>
+          <w:sz w:val="22"/>
+        </w:rPr>
+        <w:t>[4] Oracle Corporation, 'Java Platform, Standard Edition Documentation - Socket, ServerSocket &amp; Concurrency Utilities', Oracle Technology Network.</w:t>
+      </w:r>
+    </w:p>
+    <w:p>
+      <w:pPr>
+        <w:spacing w:after="160"/>
+        <w:ind w:left="576"/>
+      </w:pPr>
+      <w:r>
+        <w:rPr>
+          <w:rFonts w:ascii="Times New Roman" w:hAnsi="Times New Roman"/>
+          <w:b w:val="0"/>
+          <w:i w:val="0"/>
+          <w:color w:val="000000"/>
+          <w:sz w:val="22"/>
+        </w:rPr>
+        <w:t>[5] Paul DuBois, 'MySQL Developer's Library', 5th Edition, Addison-Wesley Professional, 2013.</w:t>
+      </w:r>
+    </w:p>
+    <w:p>
+      <w:pPr>
+        <w:spacing w:after="160"/>
+        <w:ind w:left="576"/>
+      </w:pPr>
+      <w:r>
+        <w:rPr>
+          <w:rFonts w:ascii="Times New Roman" w:hAnsi="Times New Roman"/>
+          <w:b w:val="0"/>
+          <w:i w:val="0"/>
+          <w:color w:val="000000"/>
+          <w:sz w:val="22"/>
+        </w:rPr>
+        <w:t>[6] Loy, M., Eckstein, R., Wood, D., Elliott, J., &amp; Cole, B., 'Java Swing', 2nd Edition, O'Reilly Media, 2002.</w:t>
       </w:r>
     </w:p>
     <w:sectPr>
-      <w:headerReference w:type="default" r:id="rId9"/>
-      <w:footerReference w:type="default" r:id="rId10"/>
       <w:pgSz w:w="12240" w:h="15840"/>
-      <w:pgMar w:top="1152" w:right="1296" w:bottom="1152" w:left="1296" w:header="720" w:footer="720" w:gutter="0"/>
+      <w:pgMar w:top="1296" w:right="1296" w:bottom="1296" w:left="1296" w:header="720" w:footer="720" w:gutter="0"/>
       <w:cols w:space="720"/>
       <w:docGrid w:linePitch="360"/>
     </w:sectPr>
   </w:body>
 </w:document>
-</file>
-
-<file path=word/footer1.xml><?xml version="1.0" encoding="utf-8"?>
-<w:ftr xmlns:m="http://schemas.openxmlformats.org/officeDocument/2006/math" xmlns:mc="http://schemas.openxmlformats.org/markup-compatibility/2006" xmlns:mo="http://schemas.microsoft.com/office/mac/office/2008/main" xmlns:mv="urn:schemas-microsoft-com:mac:vml" xmlns:o="urn:schemas-microsoft-com:office:office" xmlns:r="http://schemas.openxmlformats.org/officeDocument/2006/relationships" xmlns:v="urn:schemas-microsoft-com:vml" xmlns:w10="urn:schemas-microsoft-com:office:word" xmlns:w14="http://schemas.microsoft.com/office/word/2010/wordml" xmlns:w="http://schemas.openxmlformats.org/wordprocessingml/2006/main" xmlns:wne="http://schemas.microsoft.com/office/word/2006/wordml" xmlns:wp14="http://schemas.microsoft.com/office/word/2010/wordprocessingDrawing" xmlns:wp="http://schemas.openxmlformats.org/drawingml/2006/wordprocessingDrawing" xmlns:wpc="http://schemas.microsoft.com/office/word/2010/wordprocessingCanvas" xmlns:wpg="http://schemas.microsoft.com/office/word/2010/wordprocessingGroup" xmlns:wpi="http://schemas.microsoft.com/office/word/2010/wordprocessingInk" xmlns:wps="http://schemas.microsoft.com/office/word/2010/wordprocessingShape" mc:Ignorable="w14 wp14">
-  <w:p>
-    <w:pPr>
-      <w:pStyle w:val="Footer"/>
-      <w:jc w:val="center"/>
-    </w:pPr>
-    <w:r>
-      <w:rPr>
-        <w:rFonts w:ascii="Segoe UI" w:hAnsi="Segoe UI"/>
-        <w:color w:val="94A3B8"/>
-        <w:sz w:val="17"/>
-      </w:rPr>
-      <w:t>Jaipur Engineering College and Research Centre (JECRC), Jaipur • Department of CSE (AI)</w:t>
-    </w:r>
-  </w:p>
-</w:ftr>
-</file>
-
-<file path=word/header1.xml><?xml version="1.0" encoding="utf-8"?>
-<w:hdr xmlns:m="http://schemas.openxmlformats.org/officeDocument/2006/math" xmlns:mc="http://schemas.openxmlformats.org/markup-compatibility/2006" xmlns:mo="http://schemas.microsoft.com/office/mac/office/2008/main" xmlns:mv="urn:schemas-microsoft-com:mac:vml" xmlns:o="urn:schemas-microsoft-com:office:office" xmlns:r="http://schemas.openxmlformats.org/officeDocument/2006/relationships" xmlns:v="urn:schemas-microsoft-com:vml" xmlns:w10="urn:schemas-microsoft-com:office:word" xmlns:w14="http://schemas.microsoft.com/office/word/2010/wordml" xmlns:w="http://schemas.openxmlformats.org/wordprocessingml/2006/main" xmlns:wne="http://schemas.microsoft.com/office/word/2006/wordml" xmlns:wp14="http://schemas.microsoft.com/office/word/2010/wordprocessingDrawing" xmlns:wp="http://schemas.openxmlformats.org/drawingml/2006/wordprocessingDrawing" xmlns:wpc="http://schemas.microsoft.com/office/word/2010/wordprocessingCanvas" xmlns:wpg="http://schemas.microsoft.com/office/word/2010/wordprocessingGroup" xmlns:wpi="http://schemas.microsoft.com/office/word/2010/wordprocessingInk" xmlns:wps="http://schemas.microsoft.com/office/word/2010/wordprocessingShape" mc:Ignorable="w14 wp14">
-  <w:p>
-    <w:pPr>
-      <w:pStyle w:val="Header"/>
-      <w:jc w:val="right"/>
-    </w:pPr>
-    <w:r>
-      <w:rPr>
-        <w:rFonts w:ascii="Segoe UI" w:hAnsi="Segoe UI"/>
-        <w:color w:val="94A3B8"/>
-        <w:sz w:val="17"/>
-      </w:rPr>
-      <w:t>JECRC StaffNet | Project Synopsis</w:t>
-    </w:r>
-  </w:p>
-</w:hdr>
 </file>
 
 <file path=word/numbering.xml><?xml version="1.0" encoding="utf-8"?>
